--- a/CircuitsDescription.docx
+++ b/CircuitsDescription.docx
@@ -75,7 +75,7 @@
           <w:lang w:val="en-US"/>
         </w:rPr>
       </w:pPr>
-      <w:bookmarkStart w:id="0" w:name="_Toc204766797"/>
+      <w:bookmarkStart w:id="0" w:name="_Toc205730712"/>
       <w:r>
         <w:rPr>
           <w:lang w:val="en-US"/>
@@ -102,7 +102,7 @@
         </w:rPr>
         <w:t xml:space="preserve">t </w:t>
       </w:r>
-      <w:hyperlink r:id="rId5" w:history="1">
+      <w:hyperlink r:id="rId7" w:history="1">
         <w:r>
           <w:rPr>
             <w:rStyle w:val="Hiperligao"/>
@@ -184,7 +184,7 @@
             </w:rPr>
             <w:fldChar w:fldCharType="separate"/>
           </w:r>
-          <w:hyperlink w:anchor="_Toc204766797" w:history="1">
+          <w:hyperlink w:anchor="_Toc205730712" w:history="1">
             <w:r>
               <w:rPr>
                 <w:rStyle w:val="Hiperligao"/>
@@ -212,7 +212,7 @@
                 <w:noProof/>
                 <w:webHidden/>
               </w:rPr>
-              <w:instrText xml:space="preserve"> PAGEREF _Toc204766797 \h </w:instrText>
+              <w:instrText xml:space="preserve"> PAGEREF _Toc205730712 \h </w:instrText>
             </w:r>
             <w:r>
               <w:rPr>
@@ -259,7 +259,7 @@
               <w:lang w:eastAsia="pt-PT"/>
             </w:rPr>
           </w:pPr>
-          <w:hyperlink w:anchor="_Toc204766798" w:history="1">
+          <w:hyperlink w:anchor="_Toc205730713" w:history="1">
             <w:r>
               <w:rPr>
                 <w:rStyle w:val="Hiperligao"/>
@@ -304,7 +304,7 @@
                 <w:noProof/>
                 <w:webHidden/>
               </w:rPr>
-              <w:instrText xml:space="preserve"> PAGEREF _Toc204766798 \h </w:instrText>
+              <w:instrText xml:space="preserve"> PAGEREF _Toc205730713 \h </w:instrText>
             </w:r>
             <w:r>
               <w:rPr>
@@ -324,7 +324,7 @@
                 <w:noProof/>
                 <w:webHidden/>
               </w:rPr>
-              <w:t>1</w:t>
+              <w:t>2</w:t>
             </w:r>
             <w:r>
               <w:rPr>
@@ -351,7 +351,7 @@
               <w:lang w:eastAsia="pt-PT"/>
             </w:rPr>
           </w:pPr>
-          <w:hyperlink w:anchor="_Toc204766799" w:history="1">
+          <w:hyperlink w:anchor="_Toc205730714" w:history="1">
             <w:r>
               <w:rPr>
                 <w:rStyle w:val="Hiperligao"/>
@@ -379,7 +379,7 @@
                 <w:noProof/>
                 <w:webHidden/>
               </w:rPr>
-              <w:instrText xml:space="preserve"> PAGEREF _Toc204766799 \h </w:instrText>
+              <w:instrText xml:space="preserve"> PAGEREF _Toc205730714 \h </w:instrText>
             </w:r>
             <w:r>
               <w:rPr>
@@ -426,7 +426,7 @@
               <w:lang w:eastAsia="pt-PT"/>
             </w:rPr>
           </w:pPr>
-          <w:hyperlink w:anchor="_Toc204766800" w:history="1">
+          <w:hyperlink w:anchor="_Toc205730715" w:history="1">
             <w:r>
               <w:rPr>
                 <w:rStyle w:val="Hiperligao"/>
@@ -454,7 +454,7 @@
                 <w:noProof/>
                 <w:webHidden/>
               </w:rPr>
-              <w:instrText xml:space="preserve"> PAGEREF _Toc204766800 \h </w:instrText>
+              <w:instrText xml:space="preserve"> PAGEREF _Toc205730715 \h </w:instrText>
             </w:r>
             <w:r>
               <w:rPr>
@@ -501,7 +501,7 @@
               <w:lang w:eastAsia="pt-PT"/>
             </w:rPr>
           </w:pPr>
-          <w:hyperlink w:anchor="_Toc204766801" w:history="1">
+          <w:hyperlink w:anchor="_Toc205730716" w:history="1">
             <w:r>
               <w:rPr>
                 <w:rStyle w:val="Hiperligao"/>
@@ -529,7 +529,7 @@
                 <w:noProof/>
                 <w:webHidden/>
               </w:rPr>
-              <w:instrText xml:space="preserve"> PAGEREF _Toc204766801 \h </w:instrText>
+              <w:instrText xml:space="preserve"> PAGEREF _Toc205730716 \h </w:instrText>
             </w:r>
             <w:r>
               <w:rPr>
@@ -549,7 +549,7 @@
                 <w:noProof/>
                 <w:webHidden/>
               </w:rPr>
-              <w:t>2</w:t>
+              <w:t>3</w:t>
             </w:r>
             <w:r>
               <w:rPr>
@@ -576,7 +576,7 @@
               <w:lang w:eastAsia="pt-PT"/>
             </w:rPr>
           </w:pPr>
-          <w:hyperlink w:anchor="_Toc204766802" w:history="1">
+          <w:hyperlink w:anchor="_Toc205730717" w:history="1">
             <w:r>
               <w:rPr>
                 <w:rStyle w:val="Hiperligao"/>
@@ -621,7 +621,7 @@
                 <w:noProof/>
                 <w:webHidden/>
               </w:rPr>
-              <w:instrText xml:space="preserve"> PAGEREF _Toc204766802 \h </w:instrText>
+              <w:instrText xml:space="preserve"> PAGEREF _Toc205730717 \h </w:instrText>
             </w:r>
             <w:r>
               <w:rPr>
@@ -668,7 +668,7 @@
               <w:lang w:eastAsia="pt-PT"/>
             </w:rPr>
           </w:pPr>
-          <w:hyperlink w:anchor="_Toc204766803" w:history="1">
+          <w:hyperlink w:anchor="_Toc205730718" w:history="1">
             <w:r>
               <w:rPr>
                 <w:rStyle w:val="Hiperligao"/>
@@ -696,7 +696,7 @@
                 <w:noProof/>
                 <w:webHidden/>
               </w:rPr>
-              <w:instrText xml:space="preserve"> PAGEREF _Toc204766803 \h </w:instrText>
+              <w:instrText xml:space="preserve"> PAGEREF _Toc205730718 \h </w:instrText>
             </w:r>
             <w:r>
               <w:rPr>
@@ -743,7 +743,7 @@
               <w:lang w:eastAsia="pt-PT"/>
             </w:rPr>
           </w:pPr>
-          <w:hyperlink w:anchor="_Toc204766804" w:history="1">
+          <w:hyperlink w:anchor="_Toc205730719" w:history="1">
             <w:r>
               <w:rPr>
                 <w:rStyle w:val="Hiperligao"/>
@@ -771,7 +771,7 @@
                 <w:noProof/>
                 <w:webHidden/>
               </w:rPr>
-              <w:instrText xml:space="preserve"> PAGEREF _Toc204766804 \h </w:instrText>
+              <w:instrText xml:space="preserve"> PAGEREF _Toc205730719 \h </w:instrText>
             </w:r>
             <w:r>
               <w:rPr>
@@ -818,7 +818,7 @@
               <w:lang w:eastAsia="pt-PT"/>
             </w:rPr>
           </w:pPr>
-          <w:hyperlink w:anchor="_Toc204766805" w:history="1">
+          <w:hyperlink w:anchor="_Toc205730720" w:history="1">
             <w:r>
               <w:rPr>
                 <w:rStyle w:val="Hiperligao"/>
@@ -846,7 +846,7 @@
                 <w:noProof/>
                 <w:webHidden/>
               </w:rPr>
-              <w:instrText xml:space="preserve"> PAGEREF _Toc204766805 \h </w:instrText>
+              <w:instrText xml:space="preserve"> PAGEREF _Toc205730720 \h </w:instrText>
             </w:r>
             <w:r>
               <w:rPr>
@@ -893,7 +893,7 @@
               <w:lang w:eastAsia="pt-PT"/>
             </w:rPr>
           </w:pPr>
-          <w:hyperlink w:anchor="_Toc204766806" w:history="1">
+          <w:hyperlink w:anchor="_Toc205730721" w:history="1">
             <w:r>
               <w:rPr>
                 <w:rStyle w:val="Hiperligao"/>
@@ -921,7 +921,7 @@
                 <w:noProof/>
                 <w:webHidden/>
               </w:rPr>
-              <w:instrText xml:space="preserve"> PAGEREF _Toc204766806 \h </w:instrText>
+              <w:instrText xml:space="preserve"> PAGEREF _Toc205730721 \h </w:instrText>
             </w:r>
             <w:r>
               <w:rPr>
@@ -968,7 +968,7 @@
               <w:lang w:eastAsia="pt-PT"/>
             </w:rPr>
           </w:pPr>
-          <w:hyperlink w:anchor="_Toc204766807" w:history="1">
+          <w:hyperlink w:anchor="_Toc205730722" w:history="1">
             <w:r>
               <w:rPr>
                 <w:rStyle w:val="Hiperligao"/>
@@ -996,7 +996,7 @@
                 <w:noProof/>
                 <w:webHidden/>
               </w:rPr>
-              <w:instrText xml:space="preserve"> PAGEREF _Toc204766807 \h </w:instrText>
+              <w:instrText xml:space="preserve"> PAGEREF _Toc205730722 \h </w:instrText>
             </w:r>
             <w:r>
               <w:rPr>
@@ -1043,7 +1043,7 @@
               <w:lang w:eastAsia="pt-PT"/>
             </w:rPr>
           </w:pPr>
-          <w:hyperlink w:anchor="_Toc204766808" w:history="1">
+          <w:hyperlink w:anchor="_Toc205730723" w:history="1">
             <w:r>
               <w:rPr>
                 <w:rStyle w:val="Hiperligao"/>
@@ -1071,7 +1071,7 @@
                 <w:noProof/>
                 <w:webHidden/>
               </w:rPr>
-              <w:instrText xml:space="preserve"> PAGEREF _Toc204766808 \h </w:instrText>
+              <w:instrText xml:space="preserve"> PAGEREF _Toc205730723 \h </w:instrText>
             </w:r>
             <w:r>
               <w:rPr>
@@ -1118,7 +1118,7 @@
               <w:lang w:eastAsia="pt-PT"/>
             </w:rPr>
           </w:pPr>
-          <w:hyperlink w:anchor="_Toc204766809" w:history="1">
+          <w:hyperlink w:anchor="_Toc205730724" w:history="1">
             <w:r>
               <w:rPr>
                 <w:rStyle w:val="Hiperligao"/>
@@ -1146,7 +1146,7 @@
                 <w:noProof/>
                 <w:webHidden/>
               </w:rPr>
-              <w:instrText xml:space="preserve"> PAGEREF _Toc204766809 \h </w:instrText>
+              <w:instrText xml:space="preserve"> PAGEREF _Toc205730724 \h </w:instrText>
             </w:r>
             <w:r>
               <w:rPr>
@@ -1193,7 +1193,7 @@
               <w:lang w:eastAsia="pt-PT"/>
             </w:rPr>
           </w:pPr>
-          <w:hyperlink w:anchor="_Toc204766810" w:history="1">
+          <w:hyperlink w:anchor="_Toc205730725" w:history="1">
             <w:r>
               <w:rPr>
                 <w:rStyle w:val="Hiperligao"/>
@@ -1238,7 +1238,7 @@
                 <w:noProof/>
                 <w:webHidden/>
               </w:rPr>
-              <w:instrText xml:space="preserve"> PAGEREF _Toc204766810 \h </w:instrText>
+              <w:instrText xml:space="preserve"> PAGEREF _Toc205730725 \h </w:instrText>
             </w:r>
             <w:r>
               <w:rPr>
@@ -1285,7 +1285,7 @@
               <w:lang w:eastAsia="pt-PT"/>
             </w:rPr>
           </w:pPr>
-          <w:hyperlink w:anchor="_Toc204766811" w:history="1">
+          <w:hyperlink w:anchor="_Toc205730726" w:history="1">
             <w:r>
               <w:rPr>
                 <w:rStyle w:val="Hiperligao"/>
@@ -1313,7 +1313,7 @@
                 <w:noProof/>
                 <w:webHidden/>
               </w:rPr>
-              <w:instrText xml:space="preserve"> PAGEREF _Toc204766811 \h </w:instrText>
+              <w:instrText xml:space="preserve"> PAGEREF _Toc205730726 \h </w:instrText>
             </w:r>
             <w:r>
               <w:rPr>
@@ -1360,7 +1360,7 @@
               <w:lang w:eastAsia="pt-PT"/>
             </w:rPr>
           </w:pPr>
-          <w:hyperlink w:anchor="_Toc204766812" w:history="1">
+          <w:hyperlink w:anchor="_Toc205730727" w:history="1">
             <w:r>
               <w:rPr>
                 <w:rStyle w:val="Hiperligao"/>
@@ -1388,7 +1388,7 @@
                 <w:noProof/>
                 <w:webHidden/>
               </w:rPr>
-              <w:instrText xml:space="preserve"> PAGEREF _Toc204766812 \h </w:instrText>
+              <w:instrText xml:space="preserve"> PAGEREF _Toc205730727 \h </w:instrText>
             </w:r>
             <w:r>
               <w:rPr>
@@ -1408,7 +1408,7 @@
                 <w:noProof/>
                 <w:webHidden/>
               </w:rPr>
-              <w:t>4</w:t>
+              <w:t>5</w:t>
             </w:r>
             <w:r>
               <w:rPr>
@@ -1435,7 +1435,7 @@
               <w:lang w:eastAsia="pt-PT"/>
             </w:rPr>
           </w:pPr>
-          <w:hyperlink w:anchor="_Toc204766813" w:history="1">
+          <w:hyperlink w:anchor="_Toc205730728" w:history="1">
             <w:r>
               <w:rPr>
                 <w:rStyle w:val="Hiperligao"/>
@@ -1463,7 +1463,7 @@
                 <w:noProof/>
                 <w:webHidden/>
               </w:rPr>
-              <w:instrText xml:space="preserve"> PAGEREF _Toc204766813 \h </w:instrText>
+              <w:instrText xml:space="preserve"> PAGEREF _Toc205730728 \h </w:instrText>
             </w:r>
             <w:r>
               <w:rPr>
@@ -1484,6 +1484,473 @@
                 <w:webHidden/>
               </w:rPr>
               <w:t>5</w:t>
+            </w:r>
+            <w:r>
+              <w:rPr>
+                <w:noProof/>
+                <w:webHidden/>
+              </w:rPr>
+              <w:fldChar w:fldCharType="end"/>
+            </w:r>
+          </w:hyperlink>
+        </w:p>
+        <w:p>
+          <w:pPr>
+            <w:pStyle w:val="ndice1"/>
+            <w:tabs>
+              <w:tab w:val="right" w:leader="dot" w:pos="8494"/>
+            </w:tabs>
+            <w:rPr>
+              <w:rFonts w:eastAsiaTheme="minorEastAsia" w:cstheme="minorBidi"/>
+              <w:b w:val="0"/>
+              <w:bCs w:val="0"/>
+              <w:i w:val="0"/>
+              <w:iCs w:val="0"/>
+              <w:noProof/>
+              <w:lang w:eastAsia="pt-PT"/>
+            </w:rPr>
+          </w:pPr>
+          <w:hyperlink w:anchor="_Toc205730729" w:history="1">
+            <w:r>
+              <w:rPr>
+                <w:rStyle w:val="Hiperligao"/>
+                <w:noProof/>
+                <w:lang w:val="en-US"/>
+              </w:rPr>
+              <w:t xml:space="preserve">Class RSQ </w:t>
+            </w:r>
+            <w:r>
+              <w:rPr>
+                <w:rStyle w:val="Hiperligao"/>
+                <w:rFonts w:hint="eastAsia"/>
+                <w:noProof/>
+                <w:lang w:val="en-US"/>
+              </w:rPr>
+              <w:t>–</w:t>
+            </w:r>
+            <w:r>
+              <w:rPr>
+                <w:rStyle w:val="Hiperligao"/>
+                <w:noProof/>
+                <w:lang w:val="en-US"/>
+              </w:rPr>
+              <w:t xml:space="preserve"> Square Random Circuits</w:t>
+            </w:r>
+            <w:r>
+              <w:rPr>
+                <w:noProof/>
+                <w:webHidden/>
+              </w:rPr>
+              <w:tab/>
+            </w:r>
+            <w:r>
+              <w:rPr>
+                <w:noProof/>
+                <w:webHidden/>
+              </w:rPr>
+              <w:fldChar w:fldCharType="begin"/>
+            </w:r>
+            <w:r>
+              <w:rPr>
+                <w:noProof/>
+                <w:webHidden/>
+              </w:rPr>
+              <w:instrText xml:space="preserve"> PAGEREF _Toc205730729 \h </w:instrText>
+            </w:r>
+            <w:r>
+              <w:rPr>
+                <w:noProof/>
+                <w:webHidden/>
+              </w:rPr>
+            </w:r>
+            <w:r>
+              <w:rPr>
+                <w:noProof/>
+                <w:webHidden/>
+              </w:rPr>
+              <w:fldChar w:fldCharType="separate"/>
+            </w:r>
+            <w:r>
+              <w:rPr>
+                <w:noProof/>
+                <w:webHidden/>
+              </w:rPr>
+              <w:t>5</w:t>
+            </w:r>
+            <w:r>
+              <w:rPr>
+                <w:noProof/>
+                <w:webHidden/>
+              </w:rPr>
+              <w:fldChar w:fldCharType="end"/>
+            </w:r>
+          </w:hyperlink>
+        </w:p>
+        <w:p>
+          <w:pPr>
+            <w:pStyle w:val="ndice2"/>
+            <w:tabs>
+              <w:tab w:val="right" w:leader="dot" w:pos="8494"/>
+            </w:tabs>
+            <w:rPr>
+              <w:rFonts w:eastAsiaTheme="minorEastAsia" w:cstheme="minorBidi"/>
+              <w:b w:val="0"/>
+              <w:bCs w:val="0"/>
+              <w:noProof/>
+              <w:sz w:val="24"/>
+              <w:szCs w:val="24"/>
+              <w:lang w:eastAsia="pt-PT"/>
+            </w:rPr>
+          </w:pPr>
+          <w:hyperlink w:anchor="_Toc205730730" w:history="1">
+            <w:r>
+              <w:rPr>
+                <w:rStyle w:val="Hiperligao"/>
+                <w:noProof/>
+                <w:lang w:val="en-US"/>
+              </w:rPr>
+              <w:t>Circuit RSQ4- Random square: 4 qubits, 4 layers</w:t>
+            </w:r>
+            <w:r>
+              <w:rPr>
+                <w:noProof/>
+                <w:webHidden/>
+              </w:rPr>
+              <w:tab/>
+            </w:r>
+            <w:r>
+              <w:rPr>
+                <w:noProof/>
+                <w:webHidden/>
+              </w:rPr>
+              <w:fldChar w:fldCharType="begin"/>
+            </w:r>
+            <w:r>
+              <w:rPr>
+                <w:noProof/>
+                <w:webHidden/>
+              </w:rPr>
+              <w:instrText xml:space="preserve"> PAGEREF _Toc205730730 \h </w:instrText>
+            </w:r>
+            <w:r>
+              <w:rPr>
+                <w:noProof/>
+                <w:webHidden/>
+              </w:rPr>
+            </w:r>
+            <w:r>
+              <w:rPr>
+                <w:noProof/>
+                <w:webHidden/>
+              </w:rPr>
+              <w:fldChar w:fldCharType="separate"/>
+            </w:r>
+            <w:r>
+              <w:rPr>
+                <w:noProof/>
+                <w:webHidden/>
+              </w:rPr>
+              <w:t>6</w:t>
+            </w:r>
+            <w:r>
+              <w:rPr>
+                <w:noProof/>
+                <w:webHidden/>
+              </w:rPr>
+              <w:fldChar w:fldCharType="end"/>
+            </w:r>
+          </w:hyperlink>
+        </w:p>
+        <w:p>
+          <w:pPr>
+            <w:pStyle w:val="ndice2"/>
+            <w:tabs>
+              <w:tab w:val="right" w:leader="dot" w:pos="8494"/>
+            </w:tabs>
+            <w:rPr>
+              <w:rFonts w:eastAsiaTheme="minorEastAsia" w:cstheme="minorBidi"/>
+              <w:b w:val="0"/>
+              <w:bCs w:val="0"/>
+              <w:noProof/>
+              <w:sz w:val="24"/>
+              <w:szCs w:val="24"/>
+              <w:lang w:eastAsia="pt-PT"/>
+            </w:rPr>
+          </w:pPr>
+          <w:hyperlink w:anchor="_Toc205730731" w:history="1">
+            <w:r>
+              <w:rPr>
+                <w:rStyle w:val="Hiperligao"/>
+                <w:noProof/>
+                <w:lang w:val="en-US"/>
+              </w:rPr>
+              <w:t>Circuit RSQ8- Random square: 8 qubits, 8 layers</w:t>
+            </w:r>
+            <w:r>
+              <w:rPr>
+                <w:noProof/>
+                <w:webHidden/>
+              </w:rPr>
+              <w:tab/>
+            </w:r>
+            <w:r>
+              <w:rPr>
+                <w:noProof/>
+                <w:webHidden/>
+              </w:rPr>
+              <w:fldChar w:fldCharType="begin"/>
+            </w:r>
+            <w:r>
+              <w:rPr>
+                <w:noProof/>
+                <w:webHidden/>
+              </w:rPr>
+              <w:instrText xml:space="preserve"> PAGEREF _Toc205730731 \h </w:instrText>
+            </w:r>
+            <w:r>
+              <w:rPr>
+                <w:noProof/>
+                <w:webHidden/>
+              </w:rPr>
+            </w:r>
+            <w:r>
+              <w:rPr>
+                <w:noProof/>
+                <w:webHidden/>
+              </w:rPr>
+              <w:fldChar w:fldCharType="separate"/>
+            </w:r>
+            <w:r>
+              <w:rPr>
+                <w:noProof/>
+                <w:webHidden/>
+              </w:rPr>
+              <w:t>6</w:t>
+            </w:r>
+            <w:r>
+              <w:rPr>
+                <w:noProof/>
+                <w:webHidden/>
+              </w:rPr>
+              <w:fldChar w:fldCharType="end"/>
+            </w:r>
+          </w:hyperlink>
+        </w:p>
+        <w:p>
+          <w:pPr>
+            <w:pStyle w:val="ndice2"/>
+            <w:tabs>
+              <w:tab w:val="right" w:leader="dot" w:pos="8494"/>
+            </w:tabs>
+            <w:rPr>
+              <w:rFonts w:eastAsiaTheme="minorEastAsia" w:cstheme="minorBidi"/>
+              <w:b w:val="0"/>
+              <w:bCs w:val="0"/>
+              <w:noProof/>
+              <w:sz w:val="24"/>
+              <w:szCs w:val="24"/>
+              <w:lang w:eastAsia="pt-PT"/>
+            </w:rPr>
+          </w:pPr>
+          <w:hyperlink w:anchor="_Toc205730732" w:history="1">
+            <w:r>
+              <w:rPr>
+                <w:rStyle w:val="Hiperligao"/>
+                <w:noProof/>
+                <w:lang w:val="en-US"/>
+              </w:rPr>
+              <w:t>Circuit RSQ12- Random square: 12 qubits, 12 layers</w:t>
+            </w:r>
+            <w:r>
+              <w:rPr>
+                <w:noProof/>
+                <w:webHidden/>
+              </w:rPr>
+              <w:tab/>
+            </w:r>
+            <w:r>
+              <w:rPr>
+                <w:noProof/>
+                <w:webHidden/>
+              </w:rPr>
+              <w:fldChar w:fldCharType="begin"/>
+            </w:r>
+            <w:r>
+              <w:rPr>
+                <w:noProof/>
+                <w:webHidden/>
+              </w:rPr>
+              <w:instrText xml:space="preserve"> PAGEREF _Toc205730732 \h </w:instrText>
+            </w:r>
+            <w:r>
+              <w:rPr>
+                <w:noProof/>
+                <w:webHidden/>
+              </w:rPr>
+            </w:r>
+            <w:r>
+              <w:rPr>
+                <w:noProof/>
+                <w:webHidden/>
+              </w:rPr>
+              <w:fldChar w:fldCharType="separate"/>
+            </w:r>
+            <w:r>
+              <w:rPr>
+                <w:noProof/>
+                <w:webHidden/>
+              </w:rPr>
+              <w:t>6</w:t>
+            </w:r>
+            <w:r>
+              <w:rPr>
+                <w:noProof/>
+                <w:webHidden/>
+              </w:rPr>
+              <w:fldChar w:fldCharType="end"/>
+            </w:r>
+          </w:hyperlink>
+        </w:p>
+        <w:p>
+          <w:pPr>
+            <w:pStyle w:val="ndice2"/>
+            <w:tabs>
+              <w:tab w:val="right" w:leader="dot" w:pos="8494"/>
+            </w:tabs>
+            <w:rPr>
+              <w:rFonts w:eastAsiaTheme="minorEastAsia" w:cstheme="minorBidi"/>
+              <w:b w:val="0"/>
+              <w:bCs w:val="0"/>
+              <w:noProof/>
+              <w:sz w:val="24"/>
+              <w:szCs w:val="24"/>
+              <w:lang w:eastAsia="pt-PT"/>
+            </w:rPr>
+          </w:pPr>
+          <w:hyperlink w:anchor="_Toc205730733" w:history="1">
+            <w:r>
+              <w:rPr>
+                <w:rStyle w:val="Hiperligao"/>
+                <w:noProof/>
+                <w:lang w:val="en-US"/>
+              </w:rPr>
+              <w:t>Circuit RSQ16- Random square: 16 qubits, 16 layers</w:t>
+            </w:r>
+            <w:r>
+              <w:rPr>
+                <w:noProof/>
+                <w:webHidden/>
+              </w:rPr>
+              <w:tab/>
+            </w:r>
+            <w:r>
+              <w:rPr>
+                <w:noProof/>
+                <w:webHidden/>
+              </w:rPr>
+              <w:fldChar w:fldCharType="begin"/>
+            </w:r>
+            <w:r>
+              <w:rPr>
+                <w:noProof/>
+                <w:webHidden/>
+              </w:rPr>
+              <w:instrText xml:space="preserve"> PAGEREF _Toc205730733 \h </w:instrText>
+            </w:r>
+            <w:r>
+              <w:rPr>
+                <w:noProof/>
+                <w:webHidden/>
+              </w:rPr>
+            </w:r>
+            <w:r>
+              <w:rPr>
+                <w:noProof/>
+                <w:webHidden/>
+              </w:rPr>
+              <w:fldChar w:fldCharType="separate"/>
+            </w:r>
+            <w:r>
+              <w:rPr>
+                <w:noProof/>
+                <w:webHidden/>
+              </w:rPr>
+              <w:t>6</w:t>
+            </w:r>
+            <w:r>
+              <w:rPr>
+                <w:noProof/>
+                <w:webHidden/>
+              </w:rPr>
+              <w:fldChar w:fldCharType="end"/>
+            </w:r>
+          </w:hyperlink>
+        </w:p>
+        <w:p>
+          <w:pPr>
+            <w:pStyle w:val="ndice2"/>
+            <w:tabs>
+              <w:tab w:val="right" w:leader="dot" w:pos="8494"/>
+            </w:tabs>
+            <w:rPr>
+              <w:rFonts w:eastAsiaTheme="minorEastAsia" w:cstheme="minorBidi"/>
+              <w:b w:val="0"/>
+              <w:bCs w:val="0"/>
+              <w:noProof/>
+              <w:sz w:val="24"/>
+              <w:szCs w:val="24"/>
+              <w:lang w:eastAsia="pt-PT"/>
+            </w:rPr>
+          </w:pPr>
+          <w:hyperlink w:anchor="_Toc205730734" w:history="1">
+            <w:r>
+              <w:rPr>
+                <w:rStyle w:val="Hiperligao"/>
+                <w:noProof/>
+                <w:lang w:val="en-US"/>
+              </w:rPr>
+              <w:t>Circuit RSQ18- Random square: 18 qubits, 18 layers</w:t>
+            </w:r>
+            <w:r>
+              <w:rPr>
+                <w:noProof/>
+                <w:webHidden/>
+              </w:rPr>
+              <w:tab/>
+            </w:r>
+            <w:r>
+              <w:rPr>
+                <w:noProof/>
+                <w:webHidden/>
+              </w:rPr>
+              <w:fldChar w:fldCharType="begin"/>
+            </w:r>
+            <w:r>
+              <w:rPr>
+                <w:noProof/>
+                <w:webHidden/>
+              </w:rPr>
+              <w:instrText xml:space="preserve"> PAGEREF _Toc205730734 \h </w:instrText>
+            </w:r>
+            <w:r>
+              <w:rPr>
+                <w:noProof/>
+                <w:webHidden/>
+              </w:rPr>
+            </w:r>
+            <w:r>
+              <w:rPr>
+                <w:noProof/>
+                <w:webHidden/>
+              </w:rPr>
+              <w:fldChar w:fldCharType="separate"/>
+            </w:r>
+            <w:r>
+              <w:rPr>
+                <w:noProof/>
+                <w:webHidden/>
+              </w:rPr>
+              <w:t>6</w:t>
             </w:r>
             <w:r>
               <w:rPr>
@@ -1520,11 +1987,12 @@
           <w:lang w:val="en-US"/>
         </w:rPr>
       </w:pPr>
-      <w:bookmarkStart w:id="1" w:name="_Toc204766798"/>
-      <w:r>
-        <w:rPr>
-          <w:lang w:val="en-US"/>
-        </w:rPr>
+      <w:bookmarkStart w:id="1" w:name="_Toc205730713"/>
+      <w:r>
+        <w:rPr>
+          <w:lang w:val="en-US"/>
+        </w:rPr>
+        <w:lastRenderedPageBreak/>
         <w:t xml:space="preserve">Class </w:t>
       </w:r>
       <w:r>
@@ -1638,7 +2106,7 @@
           <w:lang w:val="en-US"/>
         </w:rPr>
       </w:pPr>
-      <w:bookmarkStart w:id="2" w:name="_Toc204766799"/>
+      <w:bookmarkStart w:id="2" w:name="_Toc205730714"/>
       <w:r>
         <w:rPr>
           <w:lang w:val="en-US"/>
@@ -1718,7 +2186,7 @@
                     <pic:cNvPicPr/>
                   </pic:nvPicPr>
                   <pic:blipFill>
-                    <a:blip r:embed="rId6"/>
+                    <a:blip r:embed="rId8"/>
                     <a:stretch>
                       <a:fillRect/>
                     </a:stretch>
@@ -1943,7 +2411,7 @@
           <w:lang w:val="en-US"/>
         </w:rPr>
       </w:pPr>
-      <w:bookmarkStart w:id="3" w:name="_Toc204766800"/>
+      <w:bookmarkStart w:id="3" w:name="_Toc205730715"/>
       <w:r>
         <w:rPr>
           <w:lang w:val="en-US"/>
@@ -2029,7 +2497,7 @@
                     <pic:cNvPicPr/>
                   </pic:nvPicPr>
                   <pic:blipFill>
-                    <a:blip r:embed="rId7"/>
+                    <a:blip r:embed="rId9"/>
                     <a:stretch>
                       <a:fillRect/>
                     </a:stretch>
@@ -2260,11 +2728,12 @@
           <w:lang w:val="en-US"/>
         </w:rPr>
       </w:pPr>
-      <w:bookmarkStart w:id="4" w:name="_Toc204766801"/>
-      <w:r>
-        <w:rPr>
-          <w:lang w:val="en-US"/>
-        </w:rPr>
+      <w:bookmarkStart w:id="4" w:name="_Toc205730716"/>
+      <w:r>
+        <w:rPr>
+          <w:lang w:val="en-US"/>
+        </w:rPr>
+        <w:lastRenderedPageBreak/>
         <w:t xml:space="preserve">Circuit </w:t>
       </w:r>
       <w:r>
@@ -2277,25 +2746,7 @@
         <w:rPr>
           <w:lang w:val="en-US"/>
         </w:rPr>
-        <w:t>2</w:t>
-      </w:r>
-      <w:r>
-        <w:rPr>
-          <w:lang w:val="en-US"/>
-        </w:rPr>
-        <w:t xml:space="preserve">5: </w:t>
-      </w:r>
-      <w:r>
-        <w:rPr>
-          <w:lang w:val="en-US"/>
-        </w:rPr>
-        <w:t>2</w:t>
-      </w:r>
-      <w:r>
-        <w:rPr>
-          <w:lang w:val="en-US"/>
-        </w:rPr>
-        <w:t>5 qubits, 2 rep</w:t>
+        <w:t>25: 25 qubits, 2 rep</w:t>
       </w:r>
       <w:bookmarkEnd w:id="4"/>
     </w:p>
@@ -2381,14 +2832,7 @@
                     <w:rFonts w:ascii="Cambria Math" w:hAnsi="Cambria Math"/>
                     <w:lang w:val="en-US"/>
                   </w:rPr>
-                  <m:t>2</m:t>
-                </m:r>
-                <m:r>
-                  <w:rPr>
-                    <w:rFonts w:ascii="Cambria Math" w:hAnsi="Cambria Math"/>
-                    <w:lang w:val="en-US"/>
-                  </w:rPr>
-                  <m:t>5*</m:t>
+                  <m:t>25*</m:t>
                 </m:r>
                 <m:d>
                   <m:dPr>
@@ -2406,14 +2850,7 @@
                         <w:rFonts w:ascii="Cambria Math" w:hAnsi="Cambria Math"/>
                         <w:lang w:val="en-US"/>
                       </w:rPr>
-                      <m:t>3</m:t>
-                    </m:r>
-                    <m:r>
-                      <w:rPr>
-                        <w:rFonts w:ascii="Cambria Math" w:hAnsi="Cambria Math"/>
-                        <w:lang w:val="en-US"/>
-                      </w:rPr>
-                      <m:t>2-1</m:t>
+                      <m:t>32-1</m:t>
                     </m:r>
                   </m:e>
                 </m:d>
@@ -2502,12 +2939,11 @@
           <w:lang w:val="en-US"/>
         </w:rPr>
       </w:pPr>
-      <w:bookmarkStart w:id="5" w:name="_Toc204766802"/>
-      <w:r>
-        <w:rPr>
-          <w:lang w:val="en-US"/>
-        </w:rPr>
-        <w:lastRenderedPageBreak/>
+      <w:bookmarkStart w:id="5" w:name="_Toc205730717"/>
+      <w:r>
+        <w:rPr>
+          <w:lang w:val="en-US"/>
+        </w:rPr>
         <w:t xml:space="preserve">Class </w:t>
       </w:r>
       <w:r>
@@ -2587,7 +3023,7 @@
           <w:lang w:val="en-US"/>
         </w:rPr>
       </w:pPr>
-      <w:hyperlink r:id="rId8" w:history="1">
+      <w:hyperlink r:id="rId10" w:history="1">
         <w:r>
           <w:rPr>
             <w:rStyle w:val="Hiperligao"/>
@@ -2617,7 +3053,7 @@
           <w:lang w:val="en-US"/>
         </w:rPr>
       </w:pPr>
-      <w:bookmarkStart w:id="6" w:name="_Toc204766803"/>
+      <w:bookmarkStart w:id="6" w:name="_Toc205730718"/>
       <w:r>
         <w:rPr>
           <w:lang w:val="en-US"/>
@@ -2720,14 +3156,7 @@
                     <w:rFonts w:ascii="Cambria Math" w:hAnsi="Cambria Math"/>
                     <w:lang w:val="en-US"/>
                   </w:rPr>
-                  <m:t>256</m:t>
-                </m:r>
-                <m:r>
-                  <w:rPr>
-                    <w:rFonts w:ascii="Cambria Math" w:hAnsi="Cambria Math"/>
-                    <w:lang w:val="en-US"/>
-                  </w:rPr>
-                  <m:t>*</m:t>
+                  <m:t>256*</m:t>
                 </m:r>
                 <m:d>
                   <m:dPr>
@@ -2873,7 +3302,7 @@
           <w:lang w:val="en-US"/>
         </w:rPr>
       </w:pPr>
-      <w:bookmarkStart w:id="7" w:name="_Toc204766804"/>
+      <w:bookmarkStart w:id="7" w:name="_Toc205730719"/>
       <w:r>
         <w:rPr>
           <w:lang w:val="en-US"/>
@@ -3018,14 +3447,7 @@
                     <w:rFonts w:ascii="Cambria Math" w:hAnsi="Cambria Math"/>
                     <w:lang w:val="en-US"/>
                   </w:rPr>
-                  <m:t>1024</m:t>
-                </m:r>
-                <m:r>
-                  <w:rPr>
-                    <w:rFonts w:ascii="Cambria Math" w:hAnsi="Cambria Math"/>
-                    <w:lang w:val="en-US"/>
-                  </w:rPr>
-                  <m:t>*</m:t>
+                  <m:t>1024*</m:t>
                 </m:r>
                 <m:d>
                   <m:dPr>
@@ -3047,14 +3469,7 @@
                         <w:rFonts w:ascii="Cambria Math" w:hAnsi="Cambria Math"/>
                         <w:lang w:val="en-US"/>
                       </w:rPr>
-                      <m:t>4</m:t>
-                    </m:r>
-                    <m:r>
-                      <w:rPr>
-                        <w:rFonts w:ascii="Cambria Math" w:hAnsi="Cambria Math"/>
-                        <w:lang w:val="en-US"/>
-                      </w:rPr>
-                      <m:t>3-1</m:t>
+                      <m:t>43-1</m:t>
                     </m:r>
                   </m:e>
                 </m:d>
@@ -3099,14 +3514,7 @@
                 <w:rFonts w:ascii="Cambria Math" w:hAnsi="Cambria Math"/>
                 <w:lang w:val="en-US"/>
               </w:rPr>
-              <m:t>1023</m:t>
-            </m:r>
-            <m:r>
-              <w:rPr>
-                <w:rFonts w:ascii="Cambria Math" w:hAnsi="Cambria Math"/>
-                <w:lang w:val="en-US"/>
-              </w:rPr>
-              <m:t>|U|0</m:t>
+              <m:t>1023|U|0</m:t>
             </m:r>
           </m:e>
         </m:d>
@@ -3141,7 +3549,7 @@
           <w:lang w:val="en-US"/>
         </w:rPr>
       </w:pPr>
-      <w:bookmarkStart w:id="8" w:name="_Toc204766805"/>
+      <w:bookmarkStart w:id="8" w:name="_Toc205730720"/>
       <w:r>
         <w:rPr>
           <w:lang w:val="en-US"/>
@@ -3247,28 +3655,7 @@
                       <w:rFonts w:ascii="Cambria Math" w:hAnsi="Cambria Math"/>
                       <w:lang w:val="en-US"/>
                     </w:rPr>
-                    <m:t>4</m:t>
-                  </m:r>
-                  <m:r>
-                    <w:rPr>
-                      <w:rFonts w:ascii="Cambria Math" w:hAnsi="Cambria Math"/>
-                      <w:lang w:val="en-US"/>
-                    </w:rPr>
-                    <m:t>0</m:t>
-                  </m:r>
-                  <m:r>
-                    <w:rPr>
-                      <w:rFonts w:ascii="Cambria Math" w:hAnsi="Cambria Math"/>
-                      <w:lang w:val="en-US"/>
-                    </w:rPr>
-                    <m:t>96</m:t>
-                  </m:r>
-                  <m:r>
-                    <w:rPr>
-                      <w:rFonts w:ascii="Cambria Math" w:hAnsi="Cambria Math"/>
-                      <w:lang w:val="en-US"/>
-                    </w:rPr>
-                    <m:t>*</m:t>
+                    <m:t>4096*</m:t>
                   </m:r>
                   <m:d>
                     <m:dPr>
@@ -3286,14 +3673,7 @@
                           <w:rFonts w:ascii="Cambria Math" w:hAnsi="Cambria Math"/>
                           <w:lang w:val="en-US"/>
                         </w:rPr>
-                        <m:t>43</m:t>
-                      </m:r>
-                      <m:r>
-                        <w:rPr>
-                          <w:rFonts w:ascii="Cambria Math" w:hAnsi="Cambria Math"/>
-                          <w:lang w:val="en-US"/>
-                        </w:rPr>
-                        <m:t>-1</m:t>
+                        <m:t>43-1</m:t>
                       </m:r>
                     </m:e>
                   </m:d>
@@ -3382,7 +3762,7 @@
           <w:lang w:val="en-US"/>
         </w:rPr>
       </w:pPr>
-      <w:bookmarkStart w:id="9" w:name="_Toc204766806"/>
+      <w:bookmarkStart w:id="9" w:name="_Toc205730721"/>
       <w:r>
         <w:rPr>
           <w:lang w:val="en-US"/>
@@ -3450,7 +3830,7 @@
           <w:lang w:val="en-US"/>
         </w:rPr>
       </w:pPr>
-      <w:bookmarkStart w:id="10" w:name="_Toc204766807"/>
+      <w:bookmarkStart w:id="10" w:name="_Toc205730722"/>
       <w:r>
         <w:rPr>
           <w:lang w:val="en-US"/>
@@ -3490,8 +3870,9 @@
           <w:noProof/>
           <w:lang w:val="en-US"/>
         </w:rPr>
+        <w:lastRenderedPageBreak/>
         <w:drawing>
-          <wp:inline distT="0" distB="0" distL="0" distR="0" wp14:anchorId="0CF7DF52" wp14:editId="5CBC81CD">
+          <wp:inline distT="0" distB="0" distL="0" distR="0" wp14:anchorId="0CF7DF52" wp14:editId="6305EA5E">
             <wp:extent cx="5400040" cy="2328545"/>
             <wp:effectExtent l="0" t="0" r="0" b="0"/>
             <wp:docPr id="1881156448" name="Imagem 1" descr="Uma imagem com file, recibo, texto, diagrama&#10;&#10;Os conteúdos gerados por IA podem estar incorretos."/>
@@ -3506,7 +3887,7 @@
                     <pic:cNvPicPr/>
                   </pic:nvPicPr>
                   <pic:blipFill>
-                    <a:blip r:embed="rId9" cstate="print">
+                    <a:blip r:embed="rId11" cstate="print">
                       <a:extLst>
                         <a:ext uri="{28A0092B-C50C-407E-A947-70E740481C1C}">
                           <a14:useLocalDpi xmlns:a14="http://schemas.microsoft.com/office/drawing/2010/main" val="0"/>
@@ -3543,7 +3924,6 @@
         <w:rPr>
           <w:lang w:val="en-US"/>
         </w:rPr>
-        <w:lastRenderedPageBreak/>
         <w:t>17 layers</w:t>
       </w:r>
     </w:p>
@@ -3771,7 +4151,7 @@
           <w:lang w:val="en-US"/>
         </w:rPr>
       </w:pPr>
-      <w:bookmarkStart w:id="11" w:name="_Toc204766808"/>
+      <w:bookmarkStart w:id="11" w:name="_Toc205730723"/>
       <w:r>
         <w:rPr>
           <w:lang w:val="en-US"/>
@@ -4049,7 +4429,7 @@
           <w:lang w:val="en-US"/>
         </w:rPr>
       </w:pPr>
-      <w:bookmarkStart w:id="12" w:name="_Toc204766809"/>
+      <w:bookmarkStart w:id="12" w:name="_Toc205730724"/>
       <w:r>
         <w:rPr>
           <w:lang w:val="en-US"/>
@@ -4314,7 +4694,7 @@
           <w:lang w:val="en-US"/>
         </w:rPr>
       </w:pPr>
-      <w:bookmarkStart w:id="13" w:name="_Toc204766810"/>
+      <w:bookmarkStart w:id="13" w:name="_Toc205730725"/>
       <w:r>
         <w:rPr>
           <w:lang w:val="en-US"/>
@@ -4378,7 +4758,7 @@
           <w:lang w:val="en-US"/>
         </w:rPr>
       </w:pPr>
-      <w:hyperlink r:id="rId10" w:history="1">
+      <w:hyperlink r:id="rId12" w:history="1">
         <w:r>
           <w:rPr>
             <w:rStyle w:val="Hiperligao"/>
@@ -4408,7 +4788,7 @@
           <w:lang w:val="en-US"/>
         </w:rPr>
       </w:pPr>
-      <w:bookmarkStart w:id="14" w:name="_Toc204766811"/>
+      <w:bookmarkStart w:id="14" w:name="_Toc205730726"/>
       <w:r>
         <w:rPr>
           <w:lang w:val="en-US"/>
@@ -4448,6 +4828,7 @@
           <w:noProof/>
           <w:lang w:val="en-US"/>
         </w:rPr>
+        <w:lastRenderedPageBreak/>
         <w:drawing>
           <wp:inline distT="0" distB="0" distL="0" distR="0" wp14:anchorId="70D4AAF9" wp14:editId="3FF6B028">
             <wp:extent cx="4207934" cy="2600764"/>
@@ -4464,7 +4845,7 @@
                     <pic:cNvPicPr/>
                   </pic:nvPicPr>
                   <pic:blipFill>
-                    <a:blip r:embed="rId11">
+                    <a:blip r:embed="rId13">
                       <a:extLst>
                         <a:ext uri="{28A0092B-C50C-407E-A947-70E740481C1C}">
                           <a14:useLocalDpi xmlns:a14="http://schemas.microsoft.com/office/drawing/2010/main" val="0"/>
@@ -4728,7 +5109,7 @@
           <w:lang w:val="en-US"/>
         </w:rPr>
       </w:pPr>
-      <w:bookmarkStart w:id="15" w:name="_Toc204766812"/>
+      <w:bookmarkStart w:id="15" w:name="_Toc205730727"/>
       <w:r>
         <w:rPr>
           <w:lang w:val="en-US"/>
@@ -4790,7 +5171,6 @@
           <w:lang w:val="en-US" w:eastAsia="en-US"/>
           <w14:ligatures w14:val="standardContextual"/>
         </w:rPr>
-        <w:lastRenderedPageBreak/>
         <w:t>paths</w:t>
       </w:r>
       <w:r>
@@ -4994,7 +5374,7 @@
           <w:lang w:val="en-US"/>
         </w:rPr>
       </w:pPr>
-      <w:bookmarkStart w:id="16" w:name="_Toc204766813"/>
+      <w:bookmarkStart w:id="16" w:name="_Toc205730728"/>
       <w:r>
         <w:rPr>
           <w:lang w:val="en-US"/>
@@ -5252,14 +5632,1385 @@
         </w:rPr>
       </w:pPr>
     </w:p>
+    <w:p>
+      <w:pPr>
+        <w:pStyle w:val="Ttulo1"/>
+        <w:rPr>
+          <w:lang w:val="en-US"/>
+        </w:rPr>
+      </w:pPr>
+      <w:bookmarkStart w:id="17" w:name="_Toc205730729"/>
+      <w:r>
+        <w:rPr>
+          <w:lang w:val="en-US"/>
+        </w:rPr>
+        <w:t xml:space="preserve">Class </w:t>
+      </w:r>
+      <w:r>
+        <w:rPr>
+          <w:lang w:val="en-US"/>
+        </w:rPr>
+        <w:t>RSQ</w:t>
+      </w:r>
+      <w:r>
+        <w:rPr>
+          <w:lang w:val="en-US"/>
+        </w:rPr>
+        <w:t xml:space="preserve"> – </w:t>
+      </w:r>
+      <w:r>
+        <w:rPr>
+          <w:lang w:val="en-US"/>
+        </w:rPr>
+        <w:t>Square Random Circuits</w:t>
+      </w:r>
+      <w:bookmarkEnd w:id="17"/>
+    </w:p>
+    <w:p>
+      <w:pPr>
+        <w:rPr>
+          <w:lang w:val="en-US"/>
+        </w:rPr>
+      </w:pPr>
+      <w:r>
+        <w:rPr>
+          <w:lang w:val="en-US"/>
+        </w:rPr>
+        <w:t>Randomly generated circuits with the same width (nbr qubits) and depth (nbr layers).</w:t>
+      </w:r>
+    </w:p>
+    <w:p>
+      <w:pPr>
+        <w:rPr>
+          <w:lang w:val="en-US"/>
+        </w:rPr>
+      </w:pPr>
+      <w:r>
+        <w:rPr>
+          <w:lang w:val="en-US"/>
+        </w:rPr>
+        <w:t>The circuits are generated by drawing</w:t>
+      </w:r>
+      <w:r>
+        <w:rPr>
+          <w:lang w:val="en-US"/>
+        </w:rPr>
+        <w:t xml:space="preserve"> gates from the Clifford+T gate set, with Hadamard having </w:t>
+      </w:r>
+      <w:r>
+        <w:rPr>
+          <w:lang w:val="en-US"/>
+        </w:rPr>
+        <w:t xml:space="preserve">a </w:t>
+      </w:r>
+      <w:r>
+        <w:rPr>
+          <w:lang w:val="en-US"/>
+        </w:rPr>
+        <w:t xml:space="preserve">probability </w:t>
+      </w:r>
+      <w:r>
+        <w:rPr>
+          <w:lang w:val="en-US"/>
+        </w:rPr>
+        <w:t xml:space="preserve">of </w:t>
+      </w:r>
+      <w:r>
+        <w:rPr>
+          <w:lang w:val="en-US"/>
+        </w:rPr>
+        <w:t>0.3</w:t>
+      </w:r>
+      <w:r>
+        <w:rPr>
+          <w:lang w:val="en-US"/>
+        </w:rPr>
+        <w:t>.</w:t>
+      </w:r>
+    </w:p>
+    <w:p>
+      <w:pPr>
+        <w:rPr>
+          <w:lang w:val="en-US"/>
+        </w:rPr>
+      </w:pPr>
+    </w:p>
+    <w:p>
+      <w:pPr>
+        <w:pStyle w:val="Ttulo2"/>
+        <w:rPr>
+          <w:lang w:val="en-US"/>
+        </w:rPr>
+      </w:pPr>
+      <w:bookmarkStart w:id="18" w:name="_Toc205730730"/>
+      <w:r>
+        <w:rPr>
+          <w:lang w:val="en-US"/>
+        </w:rPr>
+        <w:lastRenderedPageBreak/>
+        <w:t>Circuit RSQ</w:t>
+      </w:r>
+      <w:r>
+        <w:rPr>
+          <w:lang w:val="en-US"/>
+        </w:rPr>
+        <w:t>4</w:t>
+      </w:r>
+      <w:r>
+        <w:rPr>
+          <w:lang w:val="en-US"/>
+        </w:rPr>
+        <w:t xml:space="preserve">- Random square: </w:t>
+      </w:r>
+      <w:r>
+        <w:rPr>
+          <w:lang w:val="en-US"/>
+        </w:rPr>
+        <w:t>4</w:t>
+      </w:r>
+      <w:r>
+        <w:rPr>
+          <w:lang w:val="en-US"/>
+        </w:rPr>
+        <w:t xml:space="preserve"> qubits, </w:t>
+      </w:r>
+      <w:r>
+        <w:rPr>
+          <w:lang w:val="en-US"/>
+        </w:rPr>
+        <w:t>4</w:t>
+      </w:r>
+      <w:r>
+        <w:rPr>
+          <w:lang w:val="en-US"/>
+        </w:rPr>
+        <w:t xml:space="preserve"> layers</w:t>
+      </w:r>
+      <w:bookmarkEnd w:id="18"/>
+    </w:p>
+    <w:p>
+      <w:pPr>
+        <w:jc w:val="center"/>
+        <w:rPr>
+          <w:lang w:val="en-US"/>
+        </w:rPr>
+      </w:pPr>
+      <w:r>
+        <w:rPr>
+          <w:noProof/>
+          <w:lang w:val="en-US"/>
+        </w:rPr>
+        <w:drawing>
+          <wp:inline distT="0" distB="0" distL="0" distR="0" wp14:anchorId="2BDAF2F3" wp14:editId="09A71219">
+            <wp:extent cx="3600000" cy="2125964"/>
+            <wp:effectExtent l="0" t="0" r="0" b="0"/>
+            <wp:docPr id="183595300" name="Imagem 1" descr="Uma imagem com diagrama, file, design&#10;&#10;Os conteúdos gerados por IA podem estar incorretos."/>
+            <wp:cNvGraphicFramePr>
+              <a:graphicFrameLocks xmlns:a="http://schemas.openxmlformats.org/drawingml/2006/main" noChangeAspect="1"/>
+            </wp:cNvGraphicFramePr>
+            <a:graphic xmlns:a="http://schemas.openxmlformats.org/drawingml/2006/main">
+              <a:graphicData uri="http://schemas.openxmlformats.org/drawingml/2006/picture">
+                <pic:pic xmlns:pic="http://schemas.openxmlformats.org/drawingml/2006/picture">
+                  <pic:nvPicPr>
+                    <pic:cNvPr id="183595300" name="Imagem 1" descr="Uma imagem com diagrama, file, design&#10;&#10;Os conteúdos gerados por IA podem estar incorretos."/>
+                    <pic:cNvPicPr/>
+                  </pic:nvPicPr>
+                  <pic:blipFill>
+                    <a:blip r:embed="rId14">
+                      <a:extLst>
+                        <a:ext uri="{28A0092B-C50C-407E-A947-70E740481C1C}">
+                          <a14:useLocalDpi xmlns:a14="http://schemas.microsoft.com/office/drawing/2010/main" val="0"/>
+                        </a:ext>
+                      </a:extLst>
+                    </a:blip>
+                    <a:stretch>
+                      <a:fillRect/>
+                    </a:stretch>
+                  </pic:blipFill>
+                  <pic:spPr>
+                    <a:xfrm>
+                      <a:off x="0" y="0"/>
+                      <a:ext cx="3600000" cy="2125964"/>
+                    </a:xfrm>
+                    <a:prstGeom prst="rect">
+                      <a:avLst/>
+                    </a:prstGeom>
+                  </pic:spPr>
+                </pic:pic>
+              </a:graphicData>
+            </a:graphic>
+          </wp:inline>
+        </w:drawing>
+      </w:r>
+    </w:p>
+    <w:p>
+      <w:pPr>
+        <w:pStyle w:val="HTMLpr-formatado"/>
+        <w:shd w:val="clear" w:color="auto" w:fill="FFFFFF"/>
+        <w:wordWrap w:val="0"/>
+        <w:textAlignment w:val="baseline"/>
+        <w:rPr>
+          <w:color w:val="000000"/>
+          <w:sz w:val="21"/>
+          <w:szCs w:val="21"/>
+        </w:rPr>
+      </w:pPr>
+      <w:r>
+        <w:rPr>
+          <w:rFonts w:asciiTheme="minorHAnsi" w:eastAsiaTheme="minorHAnsi" w:hAnsiTheme="minorHAnsi" w:cstheme="minorBidi"/>
+          <w:kern w:val="2"/>
+          <w:sz w:val="24"/>
+          <w:szCs w:val="24"/>
+          <w:lang w:val="en-US" w:eastAsia="en-US"/>
+          <w14:ligatures w14:val="standardContextual"/>
+        </w:rPr>
+        <w:t>paths</w:t>
+      </w:r>
+      <w:r>
+        <w:rPr>
+          <w:lang w:val="en-US"/>
+        </w:rPr>
+        <w:t xml:space="preserve"> = </w:t>
+      </w:r>
+      <m:oMath>
+        <m:sSup>
+          <m:sSupPr>
+            <m:ctrlPr>
+              <w:rPr>
+                <w:rFonts w:ascii="Cambria Math" w:eastAsiaTheme="minorHAnsi" w:hAnsi="Cambria Math" w:cstheme="minorBidi"/>
+                <w:i/>
+                <w:kern w:val="2"/>
+                <w:sz w:val="24"/>
+                <w:szCs w:val="24"/>
+                <w:lang w:val="en-US" w:eastAsia="en-US"/>
+                <w14:ligatures w14:val="standardContextual"/>
+              </w:rPr>
+            </m:ctrlPr>
+          </m:sSupPr>
+          <m:e>
+            <m:r>
+              <w:rPr>
+                <w:rFonts w:ascii="Cambria Math" w:hAnsi="Cambria Math"/>
+                <w:lang w:val="en-US"/>
+              </w:rPr>
+              <m:t>2</m:t>
+            </m:r>
+          </m:e>
+          <m:sup>
+            <m:r>
+              <w:rPr>
+                <w:rFonts w:ascii="Cambria Math" w:hAnsi="Cambria Math"/>
+                <w:lang w:val="en-US"/>
+              </w:rPr>
+              <m:t>12</m:t>
+            </m:r>
+          </m:sup>
+        </m:sSup>
+      </m:oMath>
+    </w:p>
+    <w:p>
+      <w:pPr>
+        <w:pStyle w:val="HTMLpr-formatado"/>
+        <w:shd w:val="clear" w:color="auto" w:fill="FFFFFF"/>
+        <w:wordWrap w:val="0"/>
+        <w:textAlignment w:val="baseline"/>
+        <w:rPr>
+          <w:color w:val="000000"/>
+          <w:sz w:val="21"/>
+          <w:szCs w:val="21"/>
+        </w:rPr>
+      </w:pPr>
+      <m:oMath>
+        <m:d>
+          <m:dPr>
+            <m:begChr m:val="〈"/>
+            <m:endChr m:val="〉"/>
+            <m:ctrlPr>
+              <w:rPr>
+                <w:rFonts w:ascii="Cambria Math" w:eastAsiaTheme="minorHAnsi" w:hAnsi="Cambria Math" w:cstheme="minorBidi"/>
+                <w:i/>
+                <w:kern w:val="2"/>
+                <w:sz w:val="24"/>
+                <w:szCs w:val="24"/>
+                <w:lang w:val="en-US" w:eastAsia="en-US"/>
+                <w14:ligatures w14:val="standardContextual"/>
+              </w:rPr>
+            </m:ctrlPr>
+          </m:dPr>
+          <m:e>
+            <m:r>
+              <w:rPr>
+                <w:rFonts w:ascii="Cambria Math" w:hAnsi="Cambria Math"/>
+                <w:lang w:val="en-US"/>
+              </w:rPr>
+              <m:t>0|U|0</m:t>
+            </m:r>
+          </m:e>
+        </m:d>
+        <m:r>
+          <w:rPr>
+            <w:rFonts w:ascii="Cambria Math" w:hAnsi="Cambria Math"/>
+            <w:lang w:val="en-US"/>
+          </w:rPr>
+          <m:t>=</m:t>
+        </m:r>
+      </m:oMath>
+      <w:r>
+        <w:rPr>
+          <w:color w:val="000000"/>
+          <w:sz w:val="21"/>
+          <w:szCs w:val="21"/>
+        </w:rPr>
+        <w:t xml:space="preserve"> </w:t>
+      </w:r>
+      <w:r>
+        <w:rPr>
+          <w:color w:val="000000"/>
+          <w:sz w:val="21"/>
+          <w:szCs w:val="21"/>
+        </w:rPr>
+        <w:t>0.5+0.0j</w:t>
+      </w:r>
+    </w:p>
+    <w:p>
+      <w:pPr>
+        <w:rPr>
+          <w:lang w:val="en-US"/>
+        </w:rPr>
+      </w:pPr>
+    </w:p>
+    <w:p>
+      <w:pPr>
+        <w:pStyle w:val="Ttulo2"/>
+        <w:rPr>
+          <w:lang w:val="en-US"/>
+        </w:rPr>
+      </w:pPr>
+      <w:bookmarkStart w:id="19" w:name="_Toc205730731"/>
+      <w:r>
+        <w:rPr>
+          <w:lang w:val="en-US"/>
+        </w:rPr>
+        <w:t>Circuit RSQ</w:t>
+      </w:r>
+      <w:r>
+        <w:rPr>
+          <w:lang w:val="en-US"/>
+        </w:rPr>
+        <w:t>8</w:t>
+      </w:r>
+      <w:r>
+        <w:rPr>
+          <w:lang w:val="en-US"/>
+        </w:rPr>
+        <w:t xml:space="preserve">- Random square: </w:t>
+      </w:r>
+      <w:r>
+        <w:rPr>
+          <w:lang w:val="en-US"/>
+        </w:rPr>
+        <w:t>8</w:t>
+      </w:r>
+      <w:r>
+        <w:rPr>
+          <w:lang w:val="en-US"/>
+        </w:rPr>
+        <w:t xml:space="preserve"> qubits, </w:t>
+      </w:r>
+      <w:r>
+        <w:rPr>
+          <w:lang w:val="en-US"/>
+        </w:rPr>
+        <w:t>8</w:t>
+      </w:r>
+      <w:r>
+        <w:rPr>
+          <w:lang w:val="en-US"/>
+        </w:rPr>
+        <w:t xml:space="preserve"> layers</w:t>
+      </w:r>
+      <w:bookmarkEnd w:id="19"/>
+    </w:p>
+    <w:p>
+      <w:pPr>
+        <w:jc w:val="center"/>
+        <w:rPr>
+          <w:lang w:val="en-US"/>
+        </w:rPr>
+      </w:pPr>
+    </w:p>
+    <w:p>
+      <w:pPr>
+        <w:jc w:val="center"/>
+        <w:rPr>
+          <w:lang w:val="en-US"/>
+        </w:rPr>
+      </w:pPr>
+      <w:r>
+        <w:rPr>
+          <w:noProof/>
+          <w:lang w:val="en-US"/>
+        </w:rPr>
+        <w:drawing>
+          <wp:inline distT="0" distB="0" distL="0" distR="0" wp14:anchorId="1E30C864" wp14:editId="7D47C4FD">
+            <wp:extent cx="5400040" cy="2218690"/>
+            <wp:effectExtent l="0" t="0" r="0" b="3810"/>
+            <wp:docPr id="263443632" name="Imagem 2" descr="Uma imagem com file, diagrama&#10;&#10;Os conteúdos gerados por IA podem estar incorretos."/>
+            <wp:cNvGraphicFramePr>
+              <a:graphicFrameLocks xmlns:a="http://schemas.openxmlformats.org/drawingml/2006/main" noChangeAspect="1"/>
+            </wp:cNvGraphicFramePr>
+            <a:graphic xmlns:a="http://schemas.openxmlformats.org/drawingml/2006/main">
+              <a:graphicData uri="http://schemas.openxmlformats.org/drawingml/2006/picture">
+                <pic:pic xmlns:pic="http://schemas.openxmlformats.org/drawingml/2006/picture">
+                  <pic:nvPicPr>
+                    <pic:cNvPr id="263443632" name="Imagem 2" descr="Uma imagem com file, diagrama&#10;&#10;Os conteúdos gerados por IA podem estar incorretos."/>
+                    <pic:cNvPicPr/>
+                  </pic:nvPicPr>
+                  <pic:blipFill>
+                    <a:blip r:embed="rId15" cstate="print">
+                      <a:extLst>
+                        <a:ext uri="{28A0092B-C50C-407E-A947-70E740481C1C}">
+                          <a14:useLocalDpi xmlns:a14="http://schemas.microsoft.com/office/drawing/2010/main" val="0"/>
+                        </a:ext>
+                      </a:extLst>
+                    </a:blip>
+                    <a:stretch>
+                      <a:fillRect/>
+                    </a:stretch>
+                  </pic:blipFill>
+                  <pic:spPr>
+                    <a:xfrm>
+                      <a:off x="0" y="0"/>
+                      <a:ext cx="5400040" cy="2218690"/>
+                    </a:xfrm>
+                    <a:prstGeom prst="rect">
+                      <a:avLst/>
+                    </a:prstGeom>
+                  </pic:spPr>
+                </pic:pic>
+              </a:graphicData>
+            </a:graphic>
+          </wp:inline>
+        </w:drawing>
+      </w:r>
+    </w:p>
+    <w:p>
+      <w:pPr>
+        <w:pStyle w:val="HTMLpr-formatado"/>
+        <w:shd w:val="clear" w:color="auto" w:fill="FFFFFF"/>
+        <w:wordWrap w:val="0"/>
+        <w:textAlignment w:val="baseline"/>
+        <w:rPr>
+          <w:color w:val="000000"/>
+          <w:sz w:val="21"/>
+          <w:szCs w:val="21"/>
+        </w:rPr>
+      </w:pPr>
+      <w:r>
+        <w:rPr>
+          <w:rFonts w:asciiTheme="minorHAnsi" w:eastAsiaTheme="minorHAnsi" w:hAnsiTheme="minorHAnsi" w:cstheme="minorBidi"/>
+          <w:kern w:val="2"/>
+          <w:sz w:val="24"/>
+          <w:szCs w:val="24"/>
+          <w:lang w:val="en-US" w:eastAsia="en-US"/>
+          <w14:ligatures w14:val="standardContextual"/>
+        </w:rPr>
+        <w:t>paths</w:t>
+      </w:r>
+      <w:r>
+        <w:rPr>
+          <w:lang w:val="en-US"/>
+        </w:rPr>
+        <w:t xml:space="preserve"> = </w:t>
+      </w:r>
+      <m:oMath>
+        <m:sSup>
+          <m:sSupPr>
+            <m:ctrlPr>
+              <w:rPr>
+                <w:rFonts w:ascii="Cambria Math" w:eastAsiaTheme="minorHAnsi" w:hAnsi="Cambria Math" w:cstheme="minorBidi"/>
+                <w:i/>
+                <w:kern w:val="2"/>
+                <w:sz w:val="24"/>
+                <w:szCs w:val="24"/>
+                <w:lang w:val="en-US" w:eastAsia="en-US"/>
+                <w14:ligatures w14:val="standardContextual"/>
+              </w:rPr>
+            </m:ctrlPr>
+          </m:sSupPr>
+          <m:e>
+            <m:r>
+              <w:rPr>
+                <w:rFonts w:ascii="Cambria Math" w:hAnsi="Cambria Math"/>
+                <w:lang w:val="en-US"/>
+              </w:rPr>
+              <m:t>2</m:t>
+            </m:r>
+          </m:e>
+          <m:sup>
+            <m:r>
+              <w:rPr>
+                <w:rFonts w:ascii="Cambria Math" w:hAnsi="Cambria Math"/>
+                <w:lang w:val="en-US"/>
+              </w:rPr>
+              <m:t>56</m:t>
+            </m:r>
+          </m:sup>
+        </m:sSup>
+      </m:oMath>
+    </w:p>
+    <w:p>
+      <w:pPr>
+        <w:pStyle w:val="HTMLpr-formatado"/>
+        <w:shd w:val="clear" w:color="auto" w:fill="FFFFFF"/>
+        <w:wordWrap w:val="0"/>
+        <w:textAlignment w:val="baseline"/>
+        <w:rPr>
+          <w:color w:val="000000"/>
+          <w:sz w:val="21"/>
+          <w:szCs w:val="21"/>
+        </w:rPr>
+      </w:pPr>
+      <m:oMath>
+        <m:d>
+          <m:dPr>
+            <m:begChr m:val="〈"/>
+            <m:endChr m:val="〉"/>
+            <m:ctrlPr>
+              <w:rPr>
+                <w:rFonts w:ascii="Cambria Math" w:eastAsiaTheme="minorHAnsi" w:hAnsi="Cambria Math" w:cstheme="minorBidi"/>
+                <w:i/>
+                <w:kern w:val="2"/>
+                <w:sz w:val="24"/>
+                <w:szCs w:val="24"/>
+                <w:lang w:val="en-US" w:eastAsia="en-US"/>
+                <w14:ligatures w14:val="standardContextual"/>
+              </w:rPr>
+            </m:ctrlPr>
+          </m:dPr>
+          <m:e>
+            <m:r>
+              <w:rPr>
+                <w:rFonts w:ascii="Cambria Math" w:hAnsi="Cambria Math"/>
+                <w:lang w:val="en-US"/>
+              </w:rPr>
+              <m:t>0|U|0</m:t>
+            </m:r>
+          </m:e>
+        </m:d>
+        <m:r>
+          <w:rPr>
+            <w:rFonts w:ascii="Cambria Math" w:hAnsi="Cambria Math"/>
+            <w:lang w:val="en-US"/>
+          </w:rPr>
+          <m:t>=</m:t>
+        </m:r>
+      </m:oMath>
+      <w:r>
+        <w:rPr>
+          <w:color w:val="000000"/>
+          <w:sz w:val="21"/>
+          <w:szCs w:val="21"/>
+        </w:rPr>
+        <w:t xml:space="preserve"> </w:t>
+      </w:r>
+      <w:r>
+        <w:rPr>
+          <w:color w:val="000000"/>
+          <w:sz w:val="21"/>
+          <w:szCs w:val="21"/>
+        </w:rPr>
+        <w:t>0.15089+0.0625</w:t>
+      </w:r>
+      <w:r>
+        <w:rPr>
+          <w:color w:val="000000"/>
+          <w:sz w:val="21"/>
+          <w:szCs w:val="21"/>
+        </w:rPr>
+        <w:t>j</w:t>
+      </w:r>
+    </w:p>
+    <w:p>
+      <w:pPr>
+        <w:pStyle w:val="Ttulo2"/>
+        <w:rPr>
+          <w:lang w:val="en-US"/>
+        </w:rPr>
+      </w:pPr>
+      <w:bookmarkStart w:id="20" w:name="_Toc205730732"/>
+      <w:r>
+        <w:rPr>
+          <w:lang w:val="en-US"/>
+        </w:rPr>
+        <w:t>Circuit RSQ</w:t>
+      </w:r>
+      <w:r>
+        <w:rPr>
+          <w:lang w:val="en-US"/>
+        </w:rPr>
+        <w:t>12</w:t>
+      </w:r>
+      <w:r>
+        <w:rPr>
+          <w:lang w:val="en-US"/>
+        </w:rPr>
+        <w:t xml:space="preserve">- Random square: </w:t>
+      </w:r>
+      <w:r>
+        <w:rPr>
+          <w:lang w:val="en-US"/>
+        </w:rPr>
+        <w:t>12</w:t>
+      </w:r>
+      <w:r>
+        <w:rPr>
+          <w:lang w:val="en-US"/>
+        </w:rPr>
+        <w:t xml:space="preserve"> qubits, </w:t>
+      </w:r>
+      <w:r>
+        <w:rPr>
+          <w:lang w:val="en-US"/>
+        </w:rPr>
+        <w:t>12</w:t>
+      </w:r>
+      <w:r>
+        <w:rPr>
+          <w:lang w:val="en-US"/>
+        </w:rPr>
+        <w:t xml:space="preserve"> layers</w:t>
+      </w:r>
+      <w:bookmarkEnd w:id="20"/>
+    </w:p>
+    <w:p>
+      <w:pPr>
+        <w:rPr>
+          <w:lang w:val="en-US"/>
+        </w:rPr>
+      </w:pPr>
+    </w:p>
+    <w:p>
+      <w:pPr>
+        <w:pStyle w:val="HTMLpr-formatado"/>
+        <w:shd w:val="clear" w:color="auto" w:fill="FFFFFF"/>
+        <w:wordWrap w:val="0"/>
+        <w:textAlignment w:val="baseline"/>
+        <w:rPr>
+          <w:color w:val="000000"/>
+          <w:sz w:val="21"/>
+          <w:szCs w:val="21"/>
+        </w:rPr>
+      </w:pPr>
+      <w:r>
+        <w:rPr>
+          <w:rFonts w:asciiTheme="minorHAnsi" w:eastAsiaTheme="minorHAnsi" w:hAnsiTheme="minorHAnsi" w:cstheme="minorBidi"/>
+          <w:kern w:val="2"/>
+          <w:sz w:val="24"/>
+          <w:szCs w:val="24"/>
+          <w:lang w:val="en-US" w:eastAsia="en-US"/>
+          <w14:ligatures w14:val="standardContextual"/>
+        </w:rPr>
+        <w:t>paths</w:t>
+      </w:r>
+      <w:r>
+        <w:rPr>
+          <w:lang w:val="en-US"/>
+        </w:rPr>
+        <w:t xml:space="preserve"> = </w:t>
+      </w:r>
+      <m:oMath>
+        <m:sSup>
+          <m:sSupPr>
+            <m:ctrlPr>
+              <w:rPr>
+                <w:rFonts w:ascii="Cambria Math" w:eastAsiaTheme="minorHAnsi" w:hAnsi="Cambria Math" w:cstheme="minorBidi"/>
+                <w:i/>
+                <w:kern w:val="2"/>
+                <w:sz w:val="24"/>
+                <w:szCs w:val="24"/>
+                <w:lang w:val="en-US" w:eastAsia="en-US"/>
+                <w14:ligatures w14:val="standardContextual"/>
+              </w:rPr>
+            </m:ctrlPr>
+          </m:sSupPr>
+          <m:e>
+            <m:r>
+              <w:rPr>
+                <w:rFonts w:ascii="Cambria Math" w:hAnsi="Cambria Math"/>
+                <w:lang w:val="en-US"/>
+              </w:rPr>
+              <m:t>2</m:t>
+            </m:r>
+          </m:e>
+          <m:sup>
+            <m:r>
+              <w:rPr>
+                <w:rFonts w:ascii="Cambria Math" w:hAnsi="Cambria Math"/>
+                <w:lang w:val="en-US"/>
+              </w:rPr>
+              <m:t>132</m:t>
+            </m:r>
+          </m:sup>
+        </m:sSup>
+      </m:oMath>
+    </w:p>
+    <w:p>
+      <w:pPr>
+        <w:pStyle w:val="HTMLpr-formatado"/>
+        <w:shd w:val="clear" w:color="auto" w:fill="FFFFFF"/>
+        <w:wordWrap w:val="0"/>
+        <w:textAlignment w:val="baseline"/>
+        <w:rPr>
+          <w:color w:val="000000"/>
+          <w:sz w:val="21"/>
+          <w:szCs w:val="21"/>
+        </w:rPr>
+      </w:pPr>
+      <m:oMath>
+        <m:d>
+          <m:dPr>
+            <m:begChr m:val="〈"/>
+            <m:endChr m:val="〉"/>
+            <m:ctrlPr>
+              <w:rPr>
+                <w:rFonts w:ascii="Cambria Math" w:eastAsiaTheme="minorHAnsi" w:hAnsi="Cambria Math" w:cstheme="minorBidi"/>
+                <w:i/>
+                <w:kern w:val="2"/>
+                <w:sz w:val="24"/>
+                <w:szCs w:val="24"/>
+                <w:lang w:val="en-US" w:eastAsia="en-US"/>
+                <w14:ligatures w14:val="standardContextual"/>
+              </w:rPr>
+            </m:ctrlPr>
+          </m:dPr>
+          <m:e>
+            <m:r>
+              <w:rPr>
+                <w:rFonts w:ascii="Cambria Math" w:hAnsi="Cambria Math"/>
+                <w:lang w:val="en-US"/>
+              </w:rPr>
+              <m:t>0|U|0</m:t>
+            </m:r>
+          </m:e>
+        </m:d>
+        <m:r>
+          <w:rPr>
+            <w:rFonts w:ascii="Cambria Math" w:hAnsi="Cambria Math"/>
+            <w:lang w:val="en-US"/>
+          </w:rPr>
+          <m:t>=</m:t>
+        </m:r>
+      </m:oMath>
+      <w:r>
+        <w:rPr>
+          <w:color w:val="000000"/>
+          <w:sz w:val="21"/>
+          <w:szCs w:val="21"/>
+        </w:rPr>
+        <w:t xml:space="preserve"> </w:t>
+      </w:r>
+      <w:r>
+        <w:rPr>
+          <w:color w:val="000000"/>
+          <w:sz w:val="21"/>
+          <w:szCs w:val="21"/>
+        </w:rPr>
+        <w:t>-0.06440-0.02667</w:t>
+      </w:r>
+      <w:r>
+        <w:rPr>
+          <w:color w:val="000000"/>
+          <w:sz w:val="21"/>
+          <w:szCs w:val="21"/>
+        </w:rPr>
+        <w:t>j</w:t>
+      </w:r>
+    </w:p>
+    <w:p>
+      <w:pPr>
+        <w:rPr>
+          <w:lang w:val="en-US"/>
+        </w:rPr>
+      </w:pPr>
+    </w:p>
+    <w:p>
+      <w:pPr>
+        <w:pStyle w:val="Ttulo2"/>
+        <w:rPr>
+          <w:lang w:val="en-US"/>
+        </w:rPr>
+      </w:pPr>
+      <w:bookmarkStart w:id="21" w:name="_Toc205730733"/>
+      <w:r>
+        <w:rPr>
+          <w:lang w:val="en-US"/>
+        </w:rPr>
+        <w:t>Circuit RSQ1</w:t>
+      </w:r>
+      <w:r>
+        <w:rPr>
+          <w:lang w:val="en-US"/>
+        </w:rPr>
+        <w:t>6</w:t>
+      </w:r>
+      <w:r>
+        <w:rPr>
+          <w:lang w:val="en-US"/>
+        </w:rPr>
+        <w:t>- Random square: 1</w:t>
+      </w:r>
+      <w:r>
+        <w:rPr>
+          <w:lang w:val="en-US"/>
+        </w:rPr>
+        <w:t>6</w:t>
+      </w:r>
+      <w:r>
+        <w:rPr>
+          <w:lang w:val="en-US"/>
+        </w:rPr>
+        <w:t xml:space="preserve"> qubits, 1</w:t>
+      </w:r>
+      <w:r>
+        <w:rPr>
+          <w:lang w:val="en-US"/>
+        </w:rPr>
+        <w:t>6</w:t>
+      </w:r>
+      <w:r>
+        <w:rPr>
+          <w:lang w:val="en-US"/>
+        </w:rPr>
+        <w:t xml:space="preserve"> layers</w:t>
+      </w:r>
+      <w:bookmarkEnd w:id="21"/>
+    </w:p>
+    <w:p>
+      <w:pPr>
+        <w:rPr>
+          <w:lang w:val="en-US"/>
+        </w:rPr>
+      </w:pPr>
+    </w:p>
+    <w:p>
+      <w:pPr>
+        <w:pStyle w:val="HTMLpr-formatado"/>
+        <w:shd w:val="clear" w:color="auto" w:fill="FFFFFF"/>
+        <w:wordWrap w:val="0"/>
+        <w:textAlignment w:val="baseline"/>
+        <w:rPr>
+          <w:color w:val="000000"/>
+          <w:sz w:val="21"/>
+          <w:szCs w:val="21"/>
+        </w:rPr>
+      </w:pPr>
+      <w:r>
+        <w:rPr>
+          <w:rFonts w:asciiTheme="minorHAnsi" w:eastAsiaTheme="minorHAnsi" w:hAnsiTheme="minorHAnsi" w:cstheme="minorBidi"/>
+          <w:kern w:val="2"/>
+          <w:sz w:val="24"/>
+          <w:szCs w:val="24"/>
+          <w:lang w:val="en-US" w:eastAsia="en-US"/>
+          <w14:ligatures w14:val="standardContextual"/>
+        </w:rPr>
+        <w:t>paths</w:t>
+      </w:r>
+      <w:r>
+        <w:rPr>
+          <w:lang w:val="en-US"/>
+        </w:rPr>
+        <w:t xml:space="preserve"> = </w:t>
+      </w:r>
+      <m:oMath>
+        <m:sSup>
+          <m:sSupPr>
+            <m:ctrlPr>
+              <w:rPr>
+                <w:rFonts w:ascii="Cambria Math" w:eastAsiaTheme="minorHAnsi" w:hAnsi="Cambria Math" w:cstheme="minorBidi"/>
+                <w:i/>
+                <w:kern w:val="2"/>
+                <w:sz w:val="24"/>
+                <w:szCs w:val="24"/>
+                <w:lang w:val="en-US" w:eastAsia="en-US"/>
+                <w14:ligatures w14:val="standardContextual"/>
+              </w:rPr>
+            </m:ctrlPr>
+          </m:sSupPr>
+          <m:e>
+            <m:r>
+              <w:rPr>
+                <w:rFonts w:ascii="Cambria Math" w:hAnsi="Cambria Math"/>
+                <w:lang w:val="en-US"/>
+              </w:rPr>
+              <m:t>2</m:t>
+            </m:r>
+          </m:e>
+          <m:sup>
+            <m:r>
+              <w:rPr>
+                <w:rFonts w:ascii="Cambria Math" w:hAnsi="Cambria Math"/>
+                <w:lang w:val="en-US"/>
+              </w:rPr>
+              <m:t>240</m:t>
+            </m:r>
+          </m:sup>
+        </m:sSup>
+      </m:oMath>
+    </w:p>
+    <w:p>
+      <w:pPr>
+        <w:pStyle w:val="HTMLpr-formatado"/>
+        <w:shd w:val="clear" w:color="auto" w:fill="FFFFFF"/>
+        <w:wordWrap w:val="0"/>
+        <w:textAlignment w:val="baseline"/>
+        <w:rPr>
+          <w:color w:val="000000"/>
+          <w:sz w:val="21"/>
+          <w:szCs w:val="21"/>
+        </w:rPr>
+      </w:pPr>
+      <m:oMath>
+        <m:d>
+          <m:dPr>
+            <m:begChr m:val="〈"/>
+            <m:endChr m:val="〉"/>
+            <m:ctrlPr>
+              <w:rPr>
+                <w:rFonts w:ascii="Cambria Math" w:eastAsiaTheme="minorHAnsi" w:hAnsi="Cambria Math" w:cstheme="minorBidi"/>
+                <w:i/>
+                <w:kern w:val="2"/>
+                <w:sz w:val="24"/>
+                <w:szCs w:val="24"/>
+                <w:lang w:val="en-US" w:eastAsia="en-US"/>
+                <w14:ligatures w14:val="standardContextual"/>
+              </w:rPr>
+            </m:ctrlPr>
+          </m:dPr>
+          <m:e>
+            <m:r>
+              <w:rPr>
+                <w:rFonts w:ascii="Cambria Math" w:hAnsi="Cambria Math"/>
+                <w:lang w:val="en-US"/>
+              </w:rPr>
+              <m:t>0|U|0</m:t>
+            </m:r>
+          </m:e>
+        </m:d>
+        <m:r>
+          <w:rPr>
+            <w:rFonts w:ascii="Cambria Math" w:hAnsi="Cambria Math"/>
+            <w:lang w:val="en-US"/>
+          </w:rPr>
+          <m:t>=</m:t>
+        </m:r>
+      </m:oMath>
+      <w:r>
+        <w:rPr>
+          <w:color w:val="000000"/>
+          <w:sz w:val="21"/>
+          <w:szCs w:val="21"/>
+        </w:rPr>
+        <w:t xml:space="preserve"> </w:t>
+      </w:r>
+      <w:r>
+        <w:rPr>
+          <w:color w:val="000000"/>
+          <w:sz w:val="21"/>
+          <w:szCs w:val="21"/>
+        </w:rPr>
+        <w:t>-0.00162-0.00391</w:t>
+      </w:r>
+      <w:r>
+        <w:rPr>
+          <w:color w:val="000000"/>
+          <w:sz w:val="21"/>
+          <w:szCs w:val="21"/>
+        </w:rPr>
+        <w:t>j</w:t>
+      </w:r>
+    </w:p>
+    <w:p>
+      <w:pPr>
+        <w:rPr>
+          <w:lang w:val="en-US"/>
+        </w:rPr>
+      </w:pPr>
+    </w:p>
+    <w:p>
+      <w:pPr>
+        <w:pStyle w:val="Ttulo2"/>
+        <w:rPr>
+          <w:lang w:val="en-US"/>
+        </w:rPr>
+      </w:pPr>
+      <w:bookmarkStart w:id="22" w:name="_Toc205730734"/>
+      <w:r>
+        <w:rPr>
+          <w:lang w:val="en-US"/>
+        </w:rPr>
+        <w:t>Circuit RSQ1</w:t>
+      </w:r>
+      <w:r>
+        <w:rPr>
+          <w:lang w:val="en-US"/>
+        </w:rPr>
+        <w:t>8</w:t>
+      </w:r>
+      <w:r>
+        <w:rPr>
+          <w:lang w:val="en-US"/>
+        </w:rPr>
+        <w:t>- Random square: 1</w:t>
+      </w:r>
+      <w:r>
+        <w:rPr>
+          <w:lang w:val="en-US"/>
+        </w:rPr>
+        <w:t>8</w:t>
+      </w:r>
+      <w:r>
+        <w:rPr>
+          <w:lang w:val="en-US"/>
+        </w:rPr>
+        <w:t xml:space="preserve"> qubits, 1</w:t>
+      </w:r>
+      <w:r>
+        <w:rPr>
+          <w:lang w:val="en-US"/>
+        </w:rPr>
+        <w:t>8</w:t>
+      </w:r>
+      <w:r>
+        <w:rPr>
+          <w:lang w:val="en-US"/>
+        </w:rPr>
+        <w:t xml:space="preserve"> layers</w:t>
+      </w:r>
+      <w:bookmarkEnd w:id="22"/>
+    </w:p>
+    <w:p>
+      <w:pPr>
+        <w:rPr>
+          <w:lang w:val="en-US"/>
+        </w:rPr>
+      </w:pPr>
+    </w:p>
+    <w:p>
+      <w:pPr>
+        <w:pStyle w:val="HTMLpr-formatado"/>
+        <w:shd w:val="clear" w:color="auto" w:fill="FFFFFF"/>
+        <w:wordWrap w:val="0"/>
+        <w:textAlignment w:val="baseline"/>
+        <w:rPr>
+          <w:color w:val="000000"/>
+          <w:sz w:val="21"/>
+          <w:szCs w:val="21"/>
+        </w:rPr>
+      </w:pPr>
+      <w:r>
+        <w:rPr>
+          <w:rFonts w:asciiTheme="minorHAnsi" w:eastAsiaTheme="minorHAnsi" w:hAnsiTheme="minorHAnsi" w:cstheme="minorBidi"/>
+          <w:kern w:val="2"/>
+          <w:sz w:val="24"/>
+          <w:szCs w:val="24"/>
+          <w:lang w:val="en-US" w:eastAsia="en-US"/>
+          <w14:ligatures w14:val="standardContextual"/>
+        </w:rPr>
+        <w:t>paths</w:t>
+      </w:r>
+      <w:r>
+        <w:rPr>
+          <w:lang w:val="en-US"/>
+        </w:rPr>
+        <w:t xml:space="preserve"> = </w:t>
+      </w:r>
+      <m:oMath>
+        <m:sSup>
+          <m:sSupPr>
+            <m:ctrlPr>
+              <w:rPr>
+                <w:rFonts w:ascii="Cambria Math" w:eastAsiaTheme="minorHAnsi" w:hAnsi="Cambria Math" w:cstheme="minorBidi"/>
+                <w:i/>
+                <w:kern w:val="2"/>
+                <w:sz w:val="24"/>
+                <w:szCs w:val="24"/>
+                <w:lang w:val="en-US" w:eastAsia="en-US"/>
+                <w14:ligatures w14:val="standardContextual"/>
+              </w:rPr>
+            </m:ctrlPr>
+          </m:sSupPr>
+          <m:e>
+            <m:r>
+              <w:rPr>
+                <w:rFonts w:ascii="Cambria Math" w:hAnsi="Cambria Math"/>
+                <w:lang w:val="en-US"/>
+              </w:rPr>
+              <m:t>2</m:t>
+            </m:r>
+          </m:e>
+          <m:sup>
+            <m:r>
+              <w:rPr>
+                <w:rFonts w:ascii="Cambria Math" w:hAnsi="Cambria Math"/>
+                <w:lang w:val="en-US"/>
+              </w:rPr>
+              <m:t>306</m:t>
+            </m:r>
+          </m:sup>
+        </m:sSup>
+      </m:oMath>
+    </w:p>
+    <w:p>
+      <w:pPr>
+        <w:pStyle w:val="HTMLpr-formatado"/>
+        <w:shd w:val="clear" w:color="auto" w:fill="FFFFFF"/>
+        <w:wordWrap w:val="0"/>
+        <w:textAlignment w:val="baseline"/>
+        <w:rPr>
+          <w:color w:val="000000"/>
+          <w:sz w:val="21"/>
+          <w:szCs w:val="21"/>
+        </w:rPr>
+      </w:pPr>
+      <m:oMath>
+        <m:d>
+          <m:dPr>
+            <m:begChr m:val="〈"/>
+            <m:endChr m:val="〉"/>
+            <m:ctrlPr>
+              <w:rPr>
+                <w:rFonts w:ascii="Cambria Math" w:eastAsiaTheme="minorHAnsi" w:hAnsi="Cambria Math" w:cstheme="minorBidi"/>
+                <w:i/>
+                <w:kern w:val="2"/>
+                <w:sz w:val="24"/>
+                <w:szCs w:val="24"/>
+                <w:lang w:val="en-US" w:eastAsia="en-US"/>
+                <w14:ligatures w14:val="standardContextual"/>
+              </w:rPr>
+            </m:ctrlPr>
+          </m:dPr>
+          <m:e>
+            <m:r>
+              <w:rPr>
+                <w:rFonts w:ascii="Cambria Math" w:hAnsi="Cambria Math"/>
+                <w:lang w:val="en-US"/>
+              </w:rPr>
+              <m:t>0|U|0</m:t>
+            </m:r>
+          </m:e>
+        </m:d>
+        <m:r>
+          <w:rPr>
+            <w:rFonts w:ascii="Cambria Math" w:hAnsi="Cambria Math"/>
+            <w:lang w:val="en-US"/>
+          </w:rPr>
+          <m:t>=</m:t>
+        </m:r>
+      </m:oMath>
+      <w:r>
+        <w:rPr>
+          <w:color w:val="000000"/>
+          <w:sz w:val="21"/>
+          <w:szCs w:val="21"/>
+        </w:rPr>
+        <w:t xml:space="preserve"> </w:t>
+      </w:r>
+      <w:r>
+        <w:rPr>
+          <w:color w:val="000000"/>
+          <w:sz w:val="21"/>
+          <w:szCs w:val="21"/>
+        </w:rPr>
+        <w:t>0.00138+0.00098</w:t>
+      </w:r>
+      <w:r>
+        <w:rPr>
+          <w:color w:val="000000"/>
+          <w:sz w:val="21"/>
+          <w:szCs w:val="21"/>
+        </w:rPr>
+        <w:t>j</w:t>
+      </w:r>
+    </w:p>
+    <w:p>
+      <w:pPr>
+        <w:rPr>
+          <w:lang w:val="en-US"/>
+        </w:rPr>
+      </w:pPr>
+    </w:p>
     <w:sectPr>
+      <w:footerReference w:type="even" r:id="rId16"/>
+      <w:footerReference w:type="default" r:id="rId17"/>
       <w:pgSz w:w="11906" w:h="16838"/>
       <w:pgMar w:top="1417" w:right="1701" w:bottom="1417" w:left="1701" w:header="708" w:footer="708" w:gutter="0"/>
       <w:cols w:space="708"/>
+      <w:titlePg/>
       <w:docGrid w:linePitch="360"/>
     </w:sectPr>
   </w:body>
 </w:document>
+</file>
+
+<file path=word/endnotes.xml><?xml version="1.0" encoding="utf-8"?>
+<w:endnotes xmlns:wpc="http://schemas.microsoft.com/office/word/2010/wordprocessingCanvas" xmlns:cx="http://schemas.microsoft.com/office/drawing/2014/chartex" xmlns:cx1="http://schemas.microsoft.com/office/drawing/2015/9/8/chartex" xmlns:cx2="http://schemas.microsoft.com/office/drawing/2015/10/21/chartex" xmlns:cx3="http://schemas.microsoft.com/office/drawing/2016/5/9/chartex" xmlns:cx4="http://schemas.microsoft.com/office/drawing/2016/5/10/chartex" xmlns:cx5="http://schemas.microsoft.com/office/drawing/2016/5/11/chartex" xmlns:cx6="http://schemas.microsoft.com/office/drawing/2016/5/12/chartex" xmlns:cx7="http://schemas.microsoft.com/office/drawing/2016/5/13/chartex" xmlns:cx8="http://schemas.microsoft.com/office/drawing/2016/5/14/chartex" xmlns:mc="http://schemas.openxmlformats.org/markup-compatibility/2006" xmlns:aink="http://schemas.microsoft.com/office/drawing/2016/ink" xmlns:am3d="http://schemas.microsoft.com/office/drawing/2017/model3d" xmlns:o="urn:schemas-microsoft-com:office:office" xmlns:oel="http://schemas.microsoft.com/office/2019/extlst" xmlns:r="http://schemas.openxmlformats.org/officeDocument/2006/relationships" xmlns:m="http://schemas.openxmlformats.org/officeDocument/2006/math" xmlns:v="urn:schemas-microsoft-com:vml" xmlns:wp14="http://schemas.microsoft.com/office/word/2010/wordprocessingDrawing" xmlns:wp="http://schemas.openxmlformats.org/drawingml/2006/wordprocessingDrawing" xmlns:w10="urn:schemas-microsoft-com:office:word" xmlns:w="http://schemas.openxmlformats.org/wordprocessingml/2006/main" xmlns:w14="http://schemas.microsoft.com/office/word/2010/wordml" xmlns:w15="http://schemas.microsoft.com/office/word/2012/wordml" xmlns:w16cex="http://schemas.microsoft.com/office/word/2018/wordml/cex" xmlns:w16cid="http://schemas.microsoft.com/office/word/2016/wordml/cid" xmlns:w16="http://schemas.microsoft.com/office/word/2018/wordml" xmlns:w16du="http://schemas.microsoft.com/office/word/2023/wordml/word16du" xmlns:w16sdtdh="http://schemas.microsoft.com/office/word/2020/wordml/sdtdatahash" xmlns:w16sdtfl="http://schemas.microsoft.com/office/word/2024/wordml/sdtformatlock" xmlns:w16se="http://schemas.microsoft.com/office/word/2015/wordml/symex" xmlns:wpg="http://schemas.microsoft.com/office/word/2010/wordprocessingGroup" xmlns:wpi="http://schemas.microsoft.com/office/word/2010/wordprocessingInk" xmlns:wne="http://schemas.microsoft.com/office/word/2006/wordml" xmlns:wps="http://schemas.microsoft.com/office/word/2010/wordprocessingShape" mc:Ignorable="w14 w15 w16se w16cid w16 w16cex w16sdtdh w16sdtfl w16du wp14">
+  <w:endnote w:type="separator" w:id="-1">
+    <w:p>
+      <w:r>
+        <w:separator/>
+      </w:r>
+    </w:p>
+  </w:endnote>
+  <w:endnote w:type="continuationSeparator" w:id="0">
+    <w:p>
+      <w:r>
+        <w:continuationSeparator/>
+      </w:r>
+    </w:p>
+  </w:endnote>
+</w:endnotes>
+</file>
+
+<file path=word/footer1.xml><?xml version="1.0" encoding="utf-8"?>
+<w:ftr xmlns:wpc="http://schemas.microsoft.com/office/word/2010/wordprocessingCanvas" xmlns:cx="http://schemas.microsoft.com/office/drawing/2014/chartex" xmlns:cx1="http://schemas.microsoft.com/office/drawing/2015/9/8/chartex" xmlns:cx2="http://schemas.microsoft.com/office/drawing/2015/10/21/chartex" xmlns:cx3="http://schemas.microsoft.com/office/drawing/2016/5/9/chartex" xmlns:cx4="http://schemas.microsoft.com/office/drawing/2016/5/10/chartex" xmlns:cx5="http://schemas.microsoft.com/office/drawing/2016/5/11/chartex" xmlns:cx6="http://schemas.microsoft.com/office/drawing/2016/5/12/chartex" xmlns:cx7="http://schemas.microsoft.com/office/drawing/2016/5/13/chartex" xmlns:cx8="http://schemas.microsoft.com/office/drawing/2016/5/14/chartex" xmlns:mc="http://schemas.openxmlformats.org/markup-compatibility/2006" xmlns:aink="http://schemas.microsoft.com/office/drawing/2016/ink" xmlns:am3d="http://schemas.microsoft.com/office/drawing/2017/model3d" xmlns:o="urn:schemas-microsoft-com:office:office" xmlns:oel="http://schemas.microsoft.com/office/2019/extlst" xmlns:r="http://schemas.openxmlformats.org/officeDocument/2006/relationships" xmlns:m="http://schemas.openxmlformats.org/officeDocument/2006/math" xmlns:v="urn:schemas-microsoft-com:vml" xmlns:wp14="http://schemas.microsoft.com/office/word/2010/wordprocessingDrawing" xmlns:wp="http://schemas.openxmlformats.org/drawingml/2006/wordprocessingDrawing" xmlns:w10="urn:schemas-microsoft-com:office:word" xmlns:w="http://schemas.openxmlformats.org/wordprocessingml/2006/main" xmlns:w14="http://schemas.microsoft.com/office/word/2010/wordml" xmlns:w15="http://schemas.microsoft.com/office/word/2012/wordml" xmlns:w16cex="http://schemas.microsoft.com/office/word/2018/wordml/cex" xmlns:w16cid="http://schemas.microsoft.com/office/word/2016/wordml/cid" xmlns:w16="http://schemas.microsoft.com/office/word/2018/wordml" xmlns:w16du="http://schemas.microsoft.com/office/word/2023/wordml/word16du" xmlns:w16sdtdh="http://schemas.microsoft.com/office/word/2020/wordml/sdtdatahash" xmlns:w16sdtfl="http://schemas.microsoft.com/office/word/2024/wordml/sdtformatlock" xmlns:w16se="http://schemas.microsoft.com/office/word/2015/wordml/symex" xmlns:wpg="http://schemas.microsoft.com/office/word/2010/wordprocessingGroup" xmlns:wpi="http://schemas.microsoft.com/office/word/2010/wordprocessingInk" xmlns:wne="http://schemas.microsoft.com/office/word/2006/wordml" xmlns:wps="http://schemas.microsoft.com/office/word/2010/wordprocessingShape" mc:Ignorable="w14 w15 w16se w16cid w16 w16cex w16sdtdh w16sdtfl w16du wp14">
+  <w:sdt>
+    <w:sdtPr>
+      <w:rPr>
+        <w:rStyle w:val="Nmerodepgina"/>
+      </w:rPr>
+      <w:id w:val="1885678289"/>
+      <w:docPartObj>
+        <w:docPartGallery w:val="Page Numbers (Bottom of Page)"/>
+        <w:docPartUnique/>
+      </w:docPartObj>
+    </w:sdtPr>
+    <w:sdtContent>
+      <w:p>
+        <w:pPr>
+          <w:pStyle w:val="Rodap"/>
+          <w:framePr w:wrap="none" w:vAnchor="text" w:hAnchor="margin" w:xAlign="center" w:y="1"/>
+          <w:rPr>
+            <w:rStyle w:val="Nmerodepgina"/>
+          </w:rPr>
+        </w:pPr>
+        <w:r>
+          <w:rPr>
+            <w:rStyle w:val="Nmerodepgina"/>
+          </w:rPr>
+          <w:fldChar w:fldCharType="begin"/>
+        </w:r>
+        <w:r>
+          <w:rPr>
+            <w:rStyle w:val="Nmerodepgina"/>
+          </w:rPr>
+          <w:instrText xml:space="preserve"> PAGE </w:instrText>
+        </w:r>
+        <w:r>
+          <w:rPr>
+            <w:rStyle w:val="Nmerodepgina"/>
+          </w:rPr>
+          <w:fldChar w:fldCharType="separate"/>
+        </w:r>
+        <w:r>
+          <w:rPr>
+            <w:rStyle w:val="Nmerodepgina"/>
+          </w:rPr>
+          <w:fldChar w:fldCharType="end"/>
+        </w:r>
+      </w:p>
+    </w:sdtContent>
+  </w:sdt>
+  <w:p>
+    <w:pPr>
+      <w:pStyle w:val="Rodap"/>
+    </w:pPr>
+  </w:p>
+</w:ftr>
+</file>
+
+<file path=word/footer2.xml><?xml version="1.0" encoding="utf-8"?>
+<w:ftr xmlns:wpc="http://schemas.microsoft.com/office/word/2010/wordprocessingCanvas" xmlns:cx="http://schemas.microsoft.com/office/drawing/2014/chartex" xmlns:cx1="http://schemas.microsoft.com/office/drawing/2015/9/8/chartex" xmlns:cx2="http://schemas.microsoft.com/office/drawing/2015/10/21/chartex" xmlns:cx3="http://schemas.microsoft.com/office/drawing/2016/5/9/chartex" xmlns:cx4="http://schemas.microsoft.com/office/drawing/2016/5/10/chartex" xmlns:cx5="http://schemas.microsoft.com/office/drawing/2016/5/11/chartex" xmlns:cx6="http://schemas.microsoft.com/office/drawing/2016/5/12/chartex" xmlns:cx7="http://schemas.microsoft.com/office/drawing/2016/5/13/chartex" xmlns:cx8="http://schemas.microsoft.com/office/drawing/2016/5/14/chartex" xmlns:mc="http://schemas.openxmlformats.org/markup-compatibility/2006" xmlns:aink="http://schemas.microsoft.com/office/drawing/2016/ink" xmlns:am3d="http://schemas.microsoft.com/office/drawing/2017/model3d" xmlns:o="urn:schemas-microsoft-com:office:office" xmlns:oel="http://schemas.microsoft.com/office/2019/extlst" xmlns:r="http://schemas.openxmlformats.org/officeDocument/2006/relationships" xmlns:m="http://schemas.openxmlformats.org/officeDocument/2006/math" xmlns:v="urn:schemas-microsoft-com:vml" xmlns:wp14="http://schemas.microsoft.com/office/word/2010/wordprocessingDrawing" xmlns:wp="http://schemas.openxmlformats.org/drawingml/2006/wordprocessingDrawing" xmlns:w10="urn:schemas-microsoft-com:office:word" xmlns:w="http://schemas.openxmlformats.org/wordprocessingml/2006/main" xmlns:w14="http://schemas.microsoft.com/office/word/2010/wordml" xmlns:w15="http://schemas.microsoft.com/office/word/2012/wordml" xmlns:w16cex="http://schemas.microsoft.com/office/word/2018/wordml/cex" xmlns:w16cid="http://schemas.microsoft.com/office/word/2016/wordml/cid" xmlns:w16="http://schemas.microsoft.com/office/word/2018/wordml" xmlns:w16du="http://schemas.microsoft.com/office/word/2023/wordml/word16du" xmlns:w16sdtdh="http://schemas.microsoft.com/office/word/2020/wordml/sdtdatahash" xmlns:w16sdtfl="http://schemas.microsoft.com/office/word/2024/wordml/sdtformatlock" xmlns:w16se="http://schemas.microsoft.com/office/word/2015/wordml/symex" xmlns:wpg="http://schemas.microsoft.com/office/word/2010/wordprocessingGroup" xmlns:wpi="http://schemas.microsoft.com/office/word/2010/wordprocessingInk" xmlns:wne="http://schemas.microsoft.com/office/word/2006/wordml" xmlns:wps="http://schemas.microsoft.com/office/word/2010/wordprocessingShape" mc:Ignorable="w14 w15 w16se w16cid w16 w16cex w16sdtdh w16sdtfl w16du wp14">
+  <w:sdt>
+    <w:sdtPr>
+      <w:rPr>
+        <w:rStyle w:val="Nmerodepgina"/>
+      </w:rPr>
+      <w:id w:val="-1268466776"/>
+      <w:docPartObj>
+        <w:docPartGallery w:val="Page Numbers (Bottom of Page)"/>
+        <w:docPartUnique/>
+      </w:docPartObj>
+    </w:sdtPr>
+    <w:sdtContent>
+      <w:p>
+        <w:pPr>
+          <w:pStyle w:val="Rodap"/>
+          <w:framePr w:wrap="none" w:vAnchor="text" w:hAnchor="margin" w:xAlign="center" w:y="1"/>
+          <w:rPr>
+            <w:rStyle w:val="Nmerodepgina"/>
+          </w:rPr>
+        </w:pPr>
+        <w:r>
+          <w:rPr>
+            <w:rStyle w:val="Nmerodepgina"/>
+          </w:rPr>
+          <w:fldChar w:fldCharType="begin"/>
+        </w:r>
+        <w:r>
+          <w:rPr>
+            <w:rStyle w:val="Nmerodepgina"/>
+          </w:rPr>
+          <w:instrText xml:space="preserve"> PAGE </w:instrText>
+        </w:r>
+        <w:r>
+          <w:rPr>
+            <w:rStyle w:val="Nmerodepgina"/>
+          </w:rPr>
+          <w:fldChar w:fldCharType="separate"/>
+        </w:r>
+        <w:r>
+          <w:rPr>
+            <w:rStyle w:val="Nmerodepgina"/>
+            <w:noProof/>
+          </w:rPr>
+          <w:t>2</w:t>
+        </w:r>
+        <w:r>
+          <w:rPr>
+            <w:rStyle w:val="Nmerodepgina"/>
+          </w:rPr>
+          <w:fldChar w:fldCharType="end"/>
+        </w:r>
+      </w:p>
+    </w:sdtContent>
+  </w:sdt>
+  <w:p>
+    <w:pPr>
+      <w:pStyle w:val="Rodap"/>
+      <w:jc w:val="center"/>
+    </w:pPr>
+  </w:p>
+</w:ftr>
+</file>
+
+<file path=word/footnotes.xml><?xml version="1.0" encoding="utf-8"?>
+<w:footnotes xmlns:wpc="http://schemas.microsoft.com/office/word/2010/wordprocessingCanvas" xmlns:cx="http://schemas.microsoft.com/office/drawing/2014/chartex" xmlns:cx1="http://schemas.microsoft.com/office/drawing/2015/9/8/chartex" xmlns:cx2="http://schemas.microsoft.com/office/drawing/2015/10/21/chartex" xmlns:cx3="http://schemas.microsoft.com/office/drawing/2016/5/9/chartex" xmlns:cx4="http://schemas.microsoft.com/office/drawing/2016/5/10/chartex" xmlns:cx5="http://schemas.microsoft.com/office/drawing/2016/5/11/chartex" xmlns:cx6="http://schemas.microsoft.com/office/drawing/2016/5/12/chartex" xmlns:cx7="http://schemas.microsoft.com/office/drawing/2016/5/13/chartex" xmlns:cx8="http://schemas.microsoft.com/office/drawing/2016/5/14/chartex" xmlns:mc="http://schemas.openxmlformats.org/markup-compatibility/2006" xmlns:aink="http://schemas.microsoft.com/office/drawing/2016/ink" xmlns:am3d="http://schemas.microsoft.com/office/drawing/2017/model3d" xmlns:o="urn:schemas-microsoft-com:office:office" xmlns:oel="http://schemas.microsoft.com/office/2019/extlst" xmlns:r="http://schemas.openxmlformats.org/officeDocument/2006/relationships" xmlns:m="http://schemas.openxmlformats.org/officeDocument/2006/math" xmlns:v="urn:schemas-microsoft-com:vml" xmlns:wp14="http://schemas.microsoft.com/office/word/2010/wordprocessingDrawing" xmlns:wp="http://schemas.openxmlformats.org/drawingml/2006/wordprocessingDrawing" xmlns:w10="urn:schemas-microsoft-com:office:word" xmlns:w="http://schemas.openxmlformats.org/wordprocessingml/2006/main" xmlns:w14="http://schemas.microsoft.com/office/word/2010/wordml" xmlns:w15="http://schemas.microsoft.com/office/word/2012/wordml" xmlns:w16cex="http://schemas.microsoft.com/office/word/2018/wordml/cex" xmlns:w16cid="http://schemas.microsoft.com/office/word/2016/wordml/cid" xmlns:w16="http://schemas.microsoft.com/office/word/2018/wordml" xmlns:w16du="http://schemas.microsoft.com/office/word/2023/wordml/word16du" xmlns:w16sdtdh="http://schemas.microsoft.com/office/word/2020/wordml/sdtdatahash" xmlns:w16sdtfl="http://schemas.microsoft.com/office/word/2024/wordml/sdtformatlock" xmlns:w16se="http://schemas.microsoft.com/office/word/2015/wordml/symex" xmlns:wpg="http://schemas.microsoft.com/office/word/2010/wordprocessingGroup" xmlns:wpi="http://schemas.microsoft.com/office/word/2010/wordprocessingInk" xmlns:wne="http://schemas.microsoft.com/office/word/2006/wordml" xmlns:wps="http://schemas.microsoft.com/office/word/2010/wordprocessingShape" mc:Ignorable="w14 w15 w16se w16cid w16 w16cex w16sdtdh w16sdtfl w16du wp14">
+  <w:footnote w:type="separator" w:id="-1">
+    <w:p>
+      <w:r>
+        <w:separator/>
+      </w:r>
+    </w:p>
+  </w:footnote>
+  <w:footnote w:type="continuationSeparator" w:id="0">
+    <w:p>
+      <w:r>
+        <w:continuationSeparator/>
+      </w:r>
+    </w:p>
+  </w:footnote>
+</w:footnotes>
 </file>
 
 <file path=word/styles.xml><?xml version="1.0" encoding="utf-8"?>
@@ -6115,6 +7866,56 @@
       <w:szCs w:val="20"/>
     </w:rPr>
   </w:style>
+  <w:style w:type="paragraph" w:styleId="Cabealho">
+    <w:name w:val="header"/>
+    <w:basedOn w:val="Normal"/>
+    <w:link w:val="CabealhoCarter"/>
+    <w:uiPriority w:val="99"/>
+    <w:unhideWhenUsed/>
+    <w:rsid w:val="00112E47"/>
+    <w:pPr>
+      <w:tabs>
+        <w:tab w:val="center" w:pos="4252"/>
+        <w:tab w:val="right" w:pos="8504"/>
+      </w:tabs>
+    </w:pPr>
+  </w:style>
+  <w:style w:type="character" w:customStyle="1" w:styleId="CabealhoCarter">
+    <w:name w:val="Cabeçalho Caráter"/>
+    <w:basedOn w:val="Tipodeletrapredefinidodopargrafo"/>
+    <w:link w:val="Cabealho"/>
+    <w:uiPriority w:val="99"/>
+    <w:rsid w:val="00112E47"/>
+  </w:style>
+  <w:style w:type="paragraph" w:styleId="Rodap">
+    <w:name w:val="footer"/>
+    <w:basedOn w:val="Normal"/>
+    <w:link w:val="RodapCarter"/>
+    <w:uiPriority w:val="99"/>
+    <w:unhideWhenUsed/>
+    <w:rsid w:val="00112E47"/>
+    <w:pPr>
+      <w:tabs>
+        <w:tab w:val="center" w:pos="4252"/>
+        <w:tab w:val="right" w:pos="8504"/>
+      </w:tabs>
+    </w:pPr>
+  </w:style>
+  <w:style w:type="character" w:customStyle="1" w:styleId="RodapCarter">
+    <w:name w:val="Rodapé Caráter"/>
+    <w:basedOn w:val="Tipodeletrapredefinidodopargrafo"/>
+    <w:link w:val="Rodap"/>
+    <w:uiPriority w:val="99"/>
+    <w:rsid w:val="00112E47"/>
+  </w:style>
+  <w:style w:type="character" w:styleId="Nmerodepgina">
+    <w:name w:val="page number"/>
+    <w:basedOn w:val="Tipodeletrapredefinidodopargrafo"/>
+    <w:uiPriority w:val="99"/>
+    <w:semiHidden/>
+    <w:unhideWhenUsed/>
+    <w:rsid w:val="003C2569"/>
+  </w:style>
 </w:styles>
 </file>
 
